--- a/ТЗ.docx
+++ b/ТЗ.docx
@@ -539,7 +539,8 @@
     <w:sdt>
       <w:sdtPr>
         <w:rPr>
-          <w:rFonts w:ascii="Times New Roman" w:hAnsi="Times New Roman" w:cs="Times New Roman"/>
+          <w:rFonts w:ascii="Times New Roman" w:eastAsia="Times New Roman" w:hAnsi="Times New Roman" w:cs="Times New Roman"/>
+          <w:bCs w:val="0"/>
           <w:szCs w:val="24"/>
           <w:lang w:val="ru-RU"/>
         </w:rPr>
@@ -551,7 +552,6 @@
       </w:sdtPr>
       <w:sdtEndPr>
         <w:rPr>
-          <w:rFonts w:eastAsia="Times New Roman"/>
           <w:b/>
           <w:noProof/>
           <w:szCs w:val="28"/>
@@ -5476,7 +5476,19 @@
               <w:rPr>
                 <w:lang w:val="ru-RU"/>
               </w:rPr>
-              <w:t>ЧТО ТУТ?????</w:t>
+              <w:t>ИП Феоктистов Александр Сергеевич</w:t>
+            </w:r>
+            <w:r>
+              <w:rPr>
+                <w:lang w:val="ru-RU"/>
+              </w:rPr>
+              <w:t xml:space="preserve">, </w:t>
+            </w:r>
+            <w:r>
+              <w:rPr>
+                <w:lang w:val="ru-RU"/>
+              </w:rPr>
+              <w:t>ИНН 421715465828</w:t>
             </w:r>
           </w:p>
         </w:tc>

--- a/ТЗ.docx
+++ b/ТЗ.docx
@@ -578,6 +578,7 @@
             <w:rPr>
               <w:rFonts w:ascii="Times New Roman" w:eastAsiaTheme="minorEastAsia" w:hAnsi="Times New Roman"/>
               <w:b w:val="0"/>
+              <w:bCs w:val="0"/>
               <w:i w:val="0"/>
               <w:iCs w:val="0"/>
               <w:noProof/>
@@ -613,15 +614,15 @@
             </w:rPr>
             <w:fldChar w:fldCharType="separate"/>
           </w:r>
-          <w:hyperlink w:anchor="_Toc228825184" w:history="1">
+          <w:hyperlink w:anchor="_Toc232759292" w:history="1">
             <w:r>
               <w:rPr>
                 <w:rStyle w:val="a5"/>
                 <w:b w:val="0"/>
+                <w:bCs w:val="0"/>
                 <w:i w:val="0"/>
                 <w:iCs w:val="0"/>
                 <w:noProof/>
-                <w:u w:val="none"/>
               </w:rPr>
               <w:t>ТЕРМИНЫ И ОПРЕДЕЛЕНИЯ</w:t>
             </w:r>
@@ -629,6 +630,7 @@
               <w:rPr>
                 <w:rFonts w:ascii="Times New Roman" w:hAnsi="Times New Roman"/>
                 <w:b w:val="0"/>
+                <w:bCs w:val="0"/>
                 <w:i w:val="0"/>
                 <w:iCs w:val="0"/>
                 <w:noProof/>
@@ -640,6 +642,7 @@
               <w:rPr>
                 <w:rFonts w:ascii="Times New Roman" w:hAnsi="Times New Roman"/>
                 <w:b w:val="0"/>
+                <w:bCs w:val="0"/>
                 <w:i w:val="0"/>
                 <w:iCs w:val="0"/>
                 <w:noProof/>
@@ -651,17 +654,19 @@
               <w:rPr>
                 <w:rFonts w:ascii="Times New Roman" w:hAnsi="Times New Roman"/>
                 <w:b w:val="0"/>
+                <w:bCs w:val="0"/>
                 <w:i w:val="0"/>
                 <w:iCs w:val="0"/>
                 <w:noProof/>
                 <w:webHidden/>
               </w:rPr>
-              <w:instrText xml:space="preserve"> PAGEREF _Toc228825184 \h </w:instrText>
-            </w:r>
-            <w:r>
-              <w:rPr>
-                <w:rFonts w:ascii="Times New Roman" w:hAnsi="Times New Roman"/>
-                <w:b w:val="0"/>
+              <w:instrText xml:space="preserve"> PAGEREF _Toc232759292 \h </w:instrText>
+            </w:r>
+            <w:r>
+              <w:rPr>
+                <w:rFonts w:ascii="Times New Roman" w:hAnsi="Times New Roman"/>
+                <w:b w:val="0"/>
+                <w:bCs w:val="0"/>
                 <w:i w:val="0"/>
                 <w:iCs w:val="0"/>
                 <w:noProof/>
@@ -672,6 +677,7 @@
               <w:rPr>
                 <w:rFonts w:ascii="Times New Roman" w:hAnsi="Times New Roman"/>
                 <w:b w:val="0"/>
+                <w:bCs w:val="0"/>
                 <w:i w:val="0"/>
                 <w:iCs w:val="0"/>
                 <w:noProof/>
@@ -683,6 +689,7 @@
               <w:rPr>
                 <w:rFonts w:ascii="Times New Roman" w:hAnsi="Times New Roman"/>
                 <w:b w:val="0"/>
+                <w:bCs w:val="0"/>
                 <w:i w:val="0"/>
                 <w:iCs w:val="0"/>
                 <w:noProof/>
@@ -694,6 +701,7 @@
               <w:rPr>
                 <w:rFonts w:ascii="Times New Roman" w:hAnsi="Times New Roman"/>
                 <w:b w:val="0"/>
+                <w:bCs w:val="0"/>
                 <w:i w:val="0"/>
                 <w:iCs w:val="0"/>
                 <w:noProof/>
@@ -712,6 +720,7 @@
             <w:rPr>
               <w:rFonts w:ascii="Times New Roman" w:eastAsiaTheme="minorEastAsia" w:hAnsi="Times New Roman"/>
               <w:b w:val="0"/>
+              <w:bCs w:val="0"/>
               <w:i w:val="0"/>
               <w:iCs w:val="0"/>
               <w:noProof/>
@@ -720,15 +729,15 @@
               <w14:ligatures w14:val="standardContextual"/>
             </w:rPr>
           </w:pPr>
-          <w:hyperlink w:anchor="_Toc228825185" w:history="1">
+          <w:hyperlink w:anchor="_Toc232759293" w:history="1">
             <w:r>
               <w:rPr>
                 <w:rStyle w:val="a5"/>
                 <w:b w:val="0"/>
+                <w:bCs w:val="0"/>
                 <w:i w:val="0"/>
                 <w:iCs w:val="0"/>
                 <w:noProof/>
-                <w:u w:val="none"/>
               </w:rPr>
               <w:t>1 ОБЩИЕ СВЕДЕНИЯ</w:t>
             </w:r>
@@ -736,6 +745,7 @@
               <w:rPr>
                 <w:rFonts w:ascii="Times New Roman" w:hAnsi="Times New Roman"/>
                 <w:b w:val="0"/>
+                <w:bCs w:val="0"/>
                 <w:i w:val="0"/>
                 <w:iCs w:val="0"/>
                 <w:noProof/>
@@ -747,6 +757,7 @@
               <w:rPr>
                 <w:rFonts w:ascii="Times New Roman" w:hAnsi="Times New Roman"/>
                 <w:b w:val="0"/>
+                <w:bCs w:val="0"/>
                 <w:i w:val="0"/>
                 <w:iCs w:val="0"/>
                 <w:noProof/>
@@ -758,17 +769,19 @@
               <w:rPr>
                 <w:rFonts w:ascii="Times New Roman" w:hAnsi="Times New Roman"/>
                 <w:b w:val="0"/>
+                <w:bCs w:val="0"/>
                 <w:i w:val="0"/>
                 <w:iCs w:val="0"/>
                 <w:noProof/>
                 <w:webHidden/>
               </w:rPr>
-              <w:instrText xml:space="preserve"> PAGEREF _Toc228825185 \h </w:instrText>
-            </w:r>
-            <w:r>
-              <w:rPr>
-                <w:rFonts w:ascii="Times New Roman" w:hAnsi="Times New Roman"/>
-                <w:b w:val="0"/>
+              <w:instrText xml:space="preserve"> PAGEREF _Toc232759293 \h </w:instrText>
+            </w:r>
+            <w:r>
+              <w:rPr>
+                <w:rFonts w:ascii="Times New Roman" w:hAnsi="Times New Roman"/>
+                <w:b w:val="0"/>
+                <w:bCs w:val="0"/>
                 <w:i w:val="0"/>
                 <w:iCs w:val="0"/>
                 <w:noProof/>
@@ -779,6 +792,7 @@
               <w:rPr>
                 <w:rFonts w:ascii="Times New Roman" w:hAnsi="Times New Roman"/>
                 <w:b w:val="0"/>
+                <w:bCs w:val="0"/>
                 <w:i w:val="0"/>
                 <w:iCs w:val="0"/>
                 <w:noProof/>
@@ -790,6 +804,7 @@
               <w:rPr>
                 <w:rFonts w:ascii="Times New Roman" w:hAnsi="Times New Roman"/>
                 <w:b w:val="0"/>
+                <w:bCs w:val="0"/>
                 <w:i w:val="0"/>
                 <w:iCs w:val="0"/>
                 <w:noProof/>
@@ -801,6 +816,7 @@
               <w:rPr>
                 <w:rFonts w:ascii="Times New Roman" w:hAnsi="Times New Roman"/>
                 <w:b w:val="0"/>
+                <w:bCs w:val="0"/>
                 <w:i w:val="0"/>
                 <w:iCs w:val="0"/>
                 <w:noProof/>
@@ -819,6 +835,7 @@
             <w:rPr>
               <w:rFonts w:ascii="Times New Roman" w:eastAsiaTheme="minorEastAsia" w:hAnsi="Times New Roman"/>
               <w:b w:val="0"/>
+              <w:bCs w:val="0"/>
               <w:noProof/>
               <w:color w:val="auto"/>
               <w:kern w:val="2"/>
@@ -827,14 +844,14 @@
               <w14:ligatures w14:val="standardContextual"/>
             </w:rPr>
           </w:pPr>
-          <w:hyperlink w:anchor="_Toc228825186" w:history="1">
+          <w:hyperlink w:anchor="_Toc232759294" w:history="1">
             <w:r>
               <w:rPr>
                 <w:rStyle w:val="a5"/>
                 <w:b w:val="0"/>
-                <w:noProof/>
-                <w:szCs w:val="24"/>
-                <w:u w:val="none"/>
+                <w:bCs w:val="0"/>
+                <w:noProof/>
+                <w:szCs w:val="24"/>
               </w:rPr>
               <w:t>1.1 Назначение документа</w:t>
             </w:r>
@@ -842,6 +859,7 @@
               <w:rPr>
                 <w:rFonts w:ascii="Times New Roman" w:hAnsi="Times New Roman"/>
                 <w:b w:val="0"/>
+                <w:bCs w:val="0"/>
                 <w:noProof/>
                 <w:webHidden/>
                 <w:sz w:val="24"/>
@@ -853,6 +871,7 @@
               <w:rPr>
                 <w:rFonts w:ascii="Times New Roman" w:hAnsi="Times New Roman"/>
                 <w:b w:val="0"/>
+                <w:bCs w:val="0"/>
                 <w:noProof/>
                 <w:webHidden/>
                 <w:sz w:val="24"/>
@@ -864,27 +883,30 @@
               <w:rPr>
                 <w:rFonts w:ascii="Times New Roman" w:hAnsi="Times New Roman"/>
                 <w:b w:val="0"/>
-                <w:noProof/>
-                <w:webHidden/>
-                <w:sz w:val="24"/>
-                <w:szCs w:val="24"/>
-              </w:rPr>
-              <w:instrText xml:space="preserve"> PAGEREF _Toc228825186 \h </w:instrText>
-            </w:r>
-            <w:r>
-              <w:rPr>
-                <w:rFonts w:ascii="Times New Roman" w:hAnsi="Times New Roman"/>
-                <w:b w:val="0"/>
-                <w:noProof/>
-                <w:webHidden/>
-                <w:sz w:val="24"/>
-                <w:szCs w:val="24"/>
-              </w:rPr>
-            </w:r>
-            <w:r>
-              <w:rPr>
-                <w:rFonts w:ascii="Times New Roman" w:hAnsi="Times New Roman"/>
-                <w:b w:val="0"/>
+                <w:bCs w:val="0"/>
+                <w:noProof/>
+                <w:webHidden/>
+                <w:sz w:val="24"/>
+                <w:szCs w:val="24"/>
+              </w:rPr>
+              <w:instrText xml:space="preserve"> PAGEREF _Toc232759294 \h </w:instrText>
+            </w:r>
+            <w:r>
+              <w:rPr>
+                <w:rFonts w:ascii="Times New Roman" w:hAnsi="Times New Roman"/>
+                <w:b w:val="0"/>
+                <w:bCs w:val="0"/>
+                <w:noProof/>
+                <w:webHidden/>
+                <w:sz w:val="24"/>
+                <w:szCs w:val="24"/>
+              </w:rPr>
+            </w:r>
+            <w:r>
+              <w:rPr>
+                <w:rFonts w:ascii="Times New Roman" w:hAnsi="Times New Roman"/>
+                <w:b w:val="0"/>
+                <w:bCs w:val="0"/>
                 <w:noProof/>
                 <w:webHidden/>
                 <w:sz w:val="24"/>
@@ -896,6 +918,7 @@
               <w:rPr>
                 <w:rFonts w:ascii="Times New Roman" w:hAnsi="Times New Roman"/>
                 <w:b w:val="0"/>
+                <w:bCs w:val="0"/>
                 <w:noProof/>
                 <w:webHidden/>
                 <w:sz w:val="24"/>
@@ -907,6 +930,7 @@
               <w:rPr>
                 <w:rFonts w:ascii="Times New Roman" w:hAnsi="Times New Roman"/>
                 <w:b w:val="0"/>
+                <w:bCs w:val="0"/>
                 <w:noProof/>
                 <w:webHidden/>
                 <w:sz w:val="24"/>
@@ -925,6 +949,7 @@
             <w:rPr>
               <w:rFonts w:ascii="Times New Roman" w:eastAsiaTheme="minorEastAsia" w:hAnsi="Times New Roman"/>
               <w:b w:val="0"/>
+              <w:bCs w:val="0"/>
               <w:noProof/>
               <w:color w:val="auto"/>
               <w:kern w:val="2"/>
@@ -933,14 +958,14 @@
               <w14:ligatures w14:val="standardContextual"/>
             </w:rPr>
           </w:pPr>
-          <w:hyperlink w:anchor="_Toc228825187" w:history="1">
+          <w:hyperlink w:anchor="_Toc232759295" w:history="1">
             <w:r>
               <w:rPr>
                 <w:rStyle w:val="a5"/>
                 <w:b w:val="0"/>
-                <w:noProof/>
-                <w:szCs w:val="24"/>
-                <w:u w:val="none"/>
+                <w:bCs w:val="0"/>
+                <w:noProof/>
+                <w:szCs w:val="24"/>
               </w:rPr>
               <w:t>1.2 Наименование Исполнителя и Заказчика</w:t>
             </w:r>
@@ -948,6 +973,7 @@
               <w:rPr>
                 <w:rFonts w:ascii="Times New Roman" w:hAnsi="Times New Roman"/>
                 <w:b w:val="0"/>
+                <w:bCs w:val="0"/>
                 <w:noProof/>
                 <w:webHidden/>
                 <w:sz w:val="24"/>
@@ -959,6 +985,7 @@
               <w:rPr>
                 <w:rFonts w:ascii="Times New Roman" w:hAnsi="Times New Roman"/>
                 <w:b w:val="0"/>
+                <w:bCs w:val="0"/>
                 <w:noProof/>
                 <w:webHidden/>
                 <w:sz w:val="24"/>
@@ -970,27 +997,30 @@
               <w:rPr>
                 <w:rFonts w:ascii="Times New Roman" w:hAnsi="Times New Roman"/>
                 <w:b w:val="0"/>
-                <w:noProof/>
-                <w:webHidden/>
-                <w:sz w:val="24"/>
-                <w:szCs w:val="24"/>
-              </w:rPr>
-              <w:instrText xml:space="preserve"> PAGEREF _Toc228825187 \h </w:instrText>
-            </w:r>
-            <w:r>
-              <w:rPr>
-                <w:rFonts w:ascii="Times New Roman" w:hAnsi="Times New Roman"/>
-                <w:b w:val="0"/>
-                <w:noProof/>
-                <w:webHidden/>
-                <w:sz w:val="24"/>
-                <w:szCs w:val="24"/>
-              </w:rPr>
-            </w:r>
-            <w:r>
-              <w:rPr>
-                <w:rFonts w:ascii="Times New Roman" w:hAnsi="Times New Roman"/>
-                <w:b w:val="0"/>
+                <w:bCs w:val="0"/>
+                <w:noProof/>
+                <w:webHidden/>
+                <w:sz w:val="24"/>
+                <w:szCs w:val="24"/>
+              </w:rPr>
+              <w:instrText xml:space="preserve"> PAGEREF _Toc232759295 \h </w:instrText>
+            </w:r>
+            <w:r>
+              <w:rPr>
+                <w:rFonts w:ascii="Times New Roman" w:hAnsi="Times New Roman"/>
+                <w:b w:val="0"/>
+                <w:bCs w:val="0"/>
+                <w:noProof/>
+                <w:webHidden/>
+                <w:sz w:val="24"/>
+                <w:szCs w:val="24"/>
+              </w:rPr>
+            </w:r>
+            <w:r>
+              <w:rPr>
+                <w:rFonts w:ascii="Times New Roman" w:hAnsi="Times New Roman"/>
+                <w:b w:val="0"/>
+                <w:bCs w:val="0"/>
                 <w:noProof/>
                 <w:webHidden/>
                 <w:sz w:val="24"/>
@@ -1002,6 +1032,7 @@
               <w:rPr>
                 <w:rFonts w:ascii="Times New Roman" w:hAnsi="Times New Roman"/>
                 <w:b w:val="0"/>
+                <w:bCs w:val="0"/>
                 <w:noProof/>
                 <w:webHidden/>
                 <w:sz w:val="24"/>
@@ -1013,6 +1044,7 @@
               <w:rPr>
                 <w:rFonts w:ascii="Times New Roman" w:hAnsi="Times New Roman"/>
                 <w:b w:val="0"/>
+                <w:bCs w:val="0"/>
                 <w:noProof/>
                 <w:webHidden/>
                 <w:sz w:val="24"/>
@@ -1031,6 +1063,7 @@
             <w:rPr>
               <w:rFonts w:ascii="Times New Roman" w:eastAsiaTheme="minorEastAsia" w:hAnsi="Times New Roman"/>
               <w:b w:val="0"/>
+              <w:bCs w:val="0"/>
               <w:noProof/>
               <w:color w:val="auto"/>
               <w:kern w:val="2"/>
@@ -1039,14 +1072,14 @@
               <w14:ligatures w14:val="standardContextual"/>
             </w:rPr>
           </w:pPr>
-          <w:hyperlink w:anchor="_Toc228825188" w:history="1">
+          <w:hyperlink w:anchor="_Toc232759296" w:history="1">
             <w:r>
               <w:rPr>
                 <w:rStyle w:val="a5"/>
                 <w:b w:val="0"/>
-                <w:noProof/>
-                <w:szCs w:val="24"/>
-                <w:u w:val="none"/>
+                <w:bCs w:val="0"/>
+                <w:noProof/>
+                <w:szCs w:val="24"/>
               </w:rPr>
               <w:t>1.3 Краткие сведения о проекте</w:t>
             </w:r>
@@ -1054,6 +1087,7 @@
               <w:rPr>
                 <w:rFonts w:ascii="Times New Roman" w:hAnsi="Times New Roman"/>
                 <w:b w:val="0"/>
+                <w:bCs w:val="0"/>
                 <w:noProof/>
                 <w:webHidden/>
                 <w:sz w:val="24"/>
@@ -1065,6 +1099,7 @@
               <w:rPr>
                 <w:rFonts w:ascii="Times New Roman" w:hAnsi="Times New Roman"/>
                 <w:b w:val="0"/>
+                <w:bCs w:val="0"/>
                 <w:noProof/>
                 <w:webHidden/>
                 <w:sz w:val="24"/>
@@ -1076,27 +1111,30 @@
               <w:rPr>
                 <w:rFonts w:ascii="Times New Roman" w:hAnsi="Times New Roman"/>
                 <w:b w:val="0"/>
-                <w:noProof/>
-                <w:webHidden/>
-                <w:sz w:val="24"/>
-                <w:szCs w:val="24"/>
-              </w:rPr>
-              <w:instrText xml:space="preserve"> PAGEREF _Toc228825188 \h </w:instrText>
-            </w:r>
-            <w:r>
-              <w:rPr>
-                <w:rFonts w:ascii="Times New Roman" w:hAnsi="Times New Roman"/>
-                <w:b w:val="0"/>
-                <w:noProof/>
-                <w:webHidden/>
-                <w:sz w:val="24"/>
-                <w:szCs w:val="24"/>
-              </w:rPr>
-            </w:r>
-            <w:r>
-              <w:rPr>
-                <w:rFonts w:ascii="Times New Roman" w:hAnsi="Times New Roman"/>
-                <w:b w:val="0"/>
+                <w:bCs w:val="0"/>
+                <w:noProof/>
+                <w:webHidden/>
+                <w:sz w:val="24"/>
+                <w:szCs w:val="24"/>
+              </w:rPr>
+              <w:instrText xml:space="preserve"> PAGEREF _Toc232759296 \h </w:instrText>
+            </w:r>
+            <w:r>
+              <w:rPr>
+                <w:rFonts w:ascii="Times New Roman" w:hAnsi="Times New Roman"/>
+                <w:b w:val="0"/>
+                <w:bCs w:val="0"/>
+                <w:noProof/>
+                <w:webHidden/>
+                <w:sz w:val="24"/>
+                <w:szCs w:val="24"/>
+              </w:rPr>
+            </w:r>
+            <w:r>
+              <w:rPr>
+                <w:rFonts w:ascii="Times New Roman" w:hAnsi="Times New Roman"/>
+                <w:b w:val="0"/>
+                <w:bCs w:val="0"/>
                 <w:noProof/>
                 <w:webHidden/>
                 <w:sz w:val="24"/>
@@ -1108,6 +1146,7 @@
               <w:rPr>
                 <w:rFonts w:ascii="Times New Roman" w:hAnsi="Times New Roman"/>
                 <w:b w:val="0"/>
+                <w:bCs w:val="0"/>
                 <w:noProof/>
                 <w:webHidden/>
                 <w:sz w:val="24"/>
@@ -1119,6 +1158,7 @@
               <w:rPr>
                 <w:rFonts w:ascii="Times New Roman" w:hAnsi="Times New Roman"/>
                 <w:b w:val="0"/>
+                <w:bCs w:val="0"/>
                 <w:noProof/>
                 <w:webHidden/>
                 <w:sz w:val="24"/>
@@ -1137,6 +1177,7 @@
             <w:rPr>
               <w:rFonts w:ascii="Times New Roman" w:eastAsiaTheme="minorEastAsia" w:hAnsi="Times New Roman"/>
               <w:b w:val="0"/>
+              <w:bCs w:val="0"/>
               <w:noProof/>
               <w:color w:val="auto"/>
               <w:kern w:val="2"/>
@@ -1145,14 +1186,14 @@
               <w14:ligatures w14:val="standardContextual"/>
             </w:rPr>
           </w:pPr>
-          <w:hyperlink w:anchor="_Toc228825189" w:history="1">
+          <w:hyperlink w:anchor="_Toc232759297" w:history="1">
             <w:r>
               <w:rPr>
                 <w:rStyle w:val="a5"/>
                 <w:b w:val="0"/>
-                <w:noProof/>
-                <w:szCs w:val="24"/>
-                <w:u w:val="none"/>
+                <w:bCs w:val="0"/>
+                <w:noProof/>
+                <w:szCs w:val="24"/>
               </w:rPr>
               <w:t>1.4 Плановые сроки начала и окончания работ по созданию программного обеспечения</w:t>
             </w:r>
@@ -1160,6 +1201,7 @@
               <w:rPr>
                 <w:rFonts w:ascii="Times New Roman" w:hAnsi="Times New Roman"/>
                 <w:b w:val="0"/>
+                <w:bCs w:val="0"/>
                 <w:noProof/>
                 <w:webHidden/>
                 <w:sz w:val="24"/>
@@ -1171,6 +1213,7 @@
               <w:rPr>
                 <w:rFonts w:ascii="Times New Roman" w:hAnsi="Times New Roman"/>
                 <w:b w:val="0"/>
+                <w:bCs w:val="0"/>
                 <w:noProof/>
                 <w:webHidden/>
                 <w:sz w:val="24"/>
@@ -1182,27 +1225,30 @@
               <w:rPr>
                 <w:rFonts w:ascii="Times New Roman" w:hAnsi="Times New Roman"/>
                 <w:b w:val="0"/>
-                <w:noProof/>
-                <w:webHidden/>
-                <w:sz w:val="24"/>
-                <w:szCs w:val="24"/>
-              </w:rPr>
-              <w:instrText xml:space="preserve"> PAGEREF _Toc228825189 \h </w:instrText>
-            </w:r>
-            <w:r>
-              <w:rPr>
-                <w:rFonts w:ascii="Times New Roman" w:hAnsi="Times New Roman"/>
-                <w:b w:val="0"/>
-                <w:noProof/>
-                <w:webHidden/>
-                <w:sz w:val="24"/>
-                <w:szCs w:val="24"/>
-              </w:rPr>
-            </w:r>
-            <w:r>
-              <w:rPr>
-                <w:rFonts w:ascii="Times New Roman" w:hAnsi="Times New Roman"/>
-                <w:b w:val="0"/>
+                <w:bCs w:val="0"/>
+                <w:noProof/>
+                <w:webHidden/>
+                <w:sz w:val="24"/>
+                <w:szCs w:val="24"/>
+              </w:rPr>
+              <w:instrText xml:space="preserve"> PAGEREF _Toc232759297 \h </w:instrText>
+            </w:r>
+            <w:r>
+              <w:rPr>
+                <w:rFonts w:ascii="Times New Roman" w:hAnsi="Times New Roman"/>
+                <w:b w:val="0"/>
+                <w:bCs w:val="0"/>
+                <w:noProof/>
+                <w:webHidden/>
+                <w:sz w:val="24"/>
+                <w:szCs w:val="24"/>
+              </w:rPr>
+            </w:r>
+            <w:r>
+              <w:rPr>
+                <w:rFonts w:ascii="Times New Roman" w:hAnsi="Times New Roman"/>
+                <w:b w:val="0"/>
+                <w:bCs w:val="0"/>
                 <w:noProof/>
                 <w:webHidden/>
                 <w:sz w:val="24"/>
@@ -1214,6 +1260,7 @@
               <w:rPr>
                 <w:rFonts w:ascii="Times New Roman" w:hAnsi="Times New Roman"/>
                 <w:b w:val="0"/>
+                <w:bCs w:val="0"/>
                 <w:noProof/>
                 <w:webHidden/>
                 <w:sz w:val="24"/>
@@ -1225,6 +1272,7 @@
               <w:rPr>
                 <w:rFonts w:ascii="Times New Roman" w:hAnsi="Times New Roman"/>
                 <w:b w:val="0"/>
+                <w:bCs w:val="0"/>
                 <w:noProof/>
                 <w:webHidden/>
                 <w:sz w:val="24"/>
@@ -1243,6 +1291,7 @@
             <w:rPr>
               <w:rFonts w:ascii="Times New Roman" w:eastAsiaTheme="minorEastAsia" w:hAnsi="Times New Roman"/>
               <w:b w:val="0"/>
+              <w:bCs w:val="0"/>
               <w:noProof/>
               <w:color w:val="auto"/>
               <w:kern w:val="2"/>
@@ -1251,14 +1300,14 @@
               <w14:ligatures w14:val="standardContextual"/>
             </w:rPr>
           </w:pPr>
-          <w:hyperlink w:anchor="_Toc228825190" w:history="1">
+          <w:hyperlink w:anchor="_Toc232759298" w:history="1">
             <w:r>
               <w:rPr>
                 <w:rStyle w:val="a5"/>
                 <w:b w:val="0"/>
-                <w:noProof/>
-                <w:szCs w:val="24"/>
-                <w:u w:val="none"/>
+                <w:bCs w:val="0"/>
+                <w:noProof/>
+                <w:szCs w:val="24"/>
               </w:rPr>
               <w:t>1.5 Порядок оформления и предъявления результатов работ</w:t>
             </w:r>
@@ -1266,6 +1315,7 @@
               <w:rPr>
                 <w:rFonts w:ascii="Times New Roman" w:hAnsi="Times New Roman"/>
                 <w:b w:val="0"/>
+                <w:bCs w:val="0"/>
                 <w:noProof/>
                 <w:webHidden/>
                 <w:sz w:val="24"/>
@@ -1277,6 +1327,7 @@
               <w:rPr>
                 <w:rFonts w:ascii="Times New Roman" w:hAnsi="Times New Roman"/>
                 <w:b w:val="0"/>
+                <w:bCs w:val="0"/>
                 <w:noProof/>
                 <w:webHidden/>
                 <w:sz w:val="24"/>
@@ -1288,27 +1339,30 @@
               <w:rPr>
                 <w:rFonts w:ascii="Times New Roman" w:hAnsi="Times New Roman"/>
                 <w:b w:val="0"/>
-                <w:noProof/>
-                <w:webHidden/>
-                <w:sz w:val="24"/>
-                <w:szCs w:val="24"/>
-              </w:rPr>
-              <w:instrText xml:space="preserve"> PAGEREF _Toc228825190 \h </w:instrText>
-            </w:r>
-            <w:r>
-              <w:rPr>
-                <w:rFonts w:ascii="Times New Roman" w:hAnsi="Times New Roman"/>
-                <w:b w:val="0"/>
-                <w:noProof/>
-                <w:webHidden/>
-                <w:sz w:val="24"/>
-                <w:szCs w:val="24"/>
-              </w:rPr>
-            </w:r>
-            <w:r>
-              <w:rPr>
-                <w:rFonts w:ascii="Times New Roman" w:hAnsi="Times New Roman"/>
-                <w:b w:val="0"/>
+                <w:bCs w:val="0"/>
+                <w:noProof/>
+                <w:webHidden/>
+                <w:sz w:val="24"/>
+                <w:szCs w:val="24"/>
+              </w:rPr>
+              <w:instrText xml:space="preserve"> PAGEREF _Toc232759298 \h </w:instrText>
+            </w:r>
+            <w:r>
+              <w:rPr>
+                <w:rFonts w:ascii="Times New Roman" w:hAnsi="Times New Roman"/>
+                <w:b w:val="0"/>
+                <w:bCs w:val="0"/>
+                <w:noProof/>
+                <w:webHidden/>
+                <w:sz w:val="24"/>
+                <w:szCs w:val="24"/>
+              </w:rPr>
+            </w:r>
+            <w:r>
+              <w:rPr>
+                <w:rFonts w:ascii="Times New Roman" w:hAnsi="Times New Roman"/>
+                <w:b w:val="0"/>
+                <w:bCs w:val="0"/>
                 <w:noProof/>
                 <w:webHidden/>
                 <w:sz w:val="24"/>
@@ -1320,6 +1374,7 @@
               <w:rPr>
                 <w:rFonts w:ascii="Times New Roman" w:hAnsi="Times New Roman"/>
                 <w:b w:val="0"/>
+                <w:bCs w:val="0"/>
                 <w:noProof/>
                 <w:webHidden/>
                 <w:sz w:val="24"/>
@@ -1331,6 +1386,7 @@
               <w:rPr>
                 <w:rFonts w:ascii="Times New Roman" w:hAnsi="Times New Roman"/>
                 <w:b w:val="0"/>
+                <w:bCs w:val="0"/>
                 <w:noProof/>
                 <w:webHidden/>
                 <w:sz w:val="24"/>
@@ -1349,6 +1405,7 @@
             <w:rPr>
               <w:rFonts w:ascii="Times New Roman" w:eastAsiaTheme="minorEastAsia" w:hAnsi="Times New Roman"/>
               <w:b w:val="0"/>
+              <w:bCs w:val="0"/>
               <w:i w:val="0"/>
               <w:iCs w:val="0"/>
               <w:noProof/>
@@ -1357,15 +1414,15 @@
               <w14:ligatures w14:val="standardContextual"/>
             </w:rPr>
           </w:pPr>
-          <w:hyperlink w:anchor="_Toc228825191" w:history="1">
+          <w:hyperlink w:anchor="_Toc232759299" w:history="1">
             <w:r>
               <w:rPr>
                 <w:rStyle w:val="a5"/>
                 <w:b w:val="0"/>
+                <w:bCs w:val="0"/>
                 <w:i w:val="0"/>
                 <w:iCs w:val="0"/>
                 <w:noProof/>
-                <w:u w:val="none"/>
               </w:rPr>
               <w:t>2 НАЗНАЧЕНИЕ И ЦЕЛИ СОЗДАНИЯ ПРИЛОЖЕНИЯ</w:t>
             </w:r>
@@ -1373,6 +1430,7 @@
               <w:rPr>
                 <w:rFonts w:ascii="Times New Roman" w:hAnsi="Times New Roman"/>
                 <w:b w:val="0"/>
+                <w:bCs w:val="0"/>
                 <w:i w:val="0"/>
                 <w:iCs w:val="0"/>
                 <w:noProof/>
@@ -1384,6 +1442,7 @@
               <w:rPr>
                 <w:rFonts w:ascii="Times New Roman" w:hAnsi="Times New Roman"/>
                 <w:b w:val="0"/>
+                <w:bCs w:val="0"/>
                 <w:i w:val="0"/>
                 <w:iCs w:val="0"/>
                 <w:noProof/>
@@ -1395,17 +1454,19 @@
               <w:rPr>
                 <w:rFonts w:ascii="Times New Roman" w:hAnsi="Times New Roman"/>
                 <w:b w:val="0"/>
+                <w:bCs w:val="0"/>
                 <w:i w:val="0"/>
                 <w:iCs w:val="0"/>
                 <w:noProof/>
                 <w:webHidden/>
               </w:rPr>
-              <w:instrText xml:space="preserve"> PAGEREF _Toc228825191 \h </w:instrText>
-            </w:r>
-            <w:r>
-              <w:rPr>
-                <w:rFonts w:ascii="Times New Roman" w:hAnsi="Times New Roman"/>
-                <w:b w:val="0"/>
+              <w:instrText xml:space="preserve"> PAGEREF _Toc232759299 \h </w:instrText>
+            </w:r>
+            <w:r>
+              <w:rPr>
+                <w:rFonts w:ascii="Times New Roman" w:hAnsi="Times New Roman"/>
+                <w:b w:val="0"/>
+                <w:bCs w:val="0"/>
                 <w:i w:val="0"/>
                 <w:iCs w:val="0"/>
                 <w:noProof/>
@@ -1416,6 +1477,7 @@
               <w:rPr>
                 <w:rFonts w:ascii="Times New Roman" w:hAnsi="Times New Roman"/>
                 <w:b w:val="0"/>
+                <w:bCs w:val="0"/>
                 <w:i w:val="0"/>
                 <w:iCs w:val="0"/>
                 <w:noProof/>
@@ -1427,6 +1489,7 @@
               <w:rPr>
                 <w:rFonts w:ascii="Times New Roman" w:hAnsi="Times New Roman"/>
                 <w:b w:val="0"/>
+                <w:bCs w:val="0"/>
                 <w:i w:val="0"/>
                 <w:iCs w:val="0"/>
                 <w:noProof/>
@@ -1438,6 +1501,7 @@
               <w:rPr>
                 <w:rFonts w:ascii="Times New Roman" w:hAnsi="Times New Roman"/>
                 <w:b w:val="0"/>
+                <w:bCs w:val="0"/>
                 <w:i w:val="0"/>
                 <w:iCs w:val="0"/>
                 <w:noProof/>
@@ -1456,6 +1520,7 @@
             <w:rPr>
               <w:rFonts w:ascii="Times New Roman" w:eastAsiaTheme="minorEastAsia" w:hAnsi="Times New Roman"/>
               <w:b w:val="0"/>
+              <w:bCs w:val="0"/>
               <w:noProof/>
               <w:color w:val="auto"/>
               <w:kern w:val="2"/>
@@ -1464,14 +1529,14 @@
               <w14:ligatures w14:val="standardContextual"/>
             </w:rPr>
           </w:pPr>
-          <w:hyperlink w:anchor="_Toc228825192" w:history="1">
+          <w:hyperlink w:anchor="_Toc232759300" w:history="1">
             <w:r>
               <w:rPr>
                 <w:rStyle w:val="a5"/>
                 <w:b w:val="0"/>
-                <w:noProof/>
-                <w:szCs w:val="24"/>
-                <w:u w:val="none"/>
+                <w:bCs w:val="0"/>
+                <w:noProof/>
+                <w:szCs w:val="24"/>
               </w:rPr>
               <w:t>2.1 Назначение приложения</w:t>
             </w:r>
@@ -1479,6 +1544,7 @@
               <w:rPr>
                 <w:rFonts w:ascii="Times New Roman" w:hAnsi="Times New Roman"/>
                 <w:b w:val="0"/>
+                <w:bCs w:val="0"/>
                 <w:noProof/>
                 <w:webHidden/>
                 <w:sz w:val="24"/>
@@ -1490,6 +1556,7 @@
               <w:rPr>
                 <w:rFonts w:ascii="Times New Roman" w:hAnsi="Times New Roman"/>
                 <w:b w:val="0"/>
+                <w:bCs w:val="0"/>
                 <w:noProof/>
                 <w:webHidden/>
                 <w:sz w:val="24"/>
@@ -1501,27 +1568,30 @@
               <w:rPr>
                 <w:rFonts w:ascii="Times New Roman" w:hAnsi="Times New Roman"/>
                 <w:b w:val="0"/>
-                <w:noProof/>
-                <w:webHidden/>
-                <w:sz w:val="24"/>
-                <w:szCs w:val="24"/>
-              </w:rPr>
-              <w:instrText xml:space="preserve"> PAGEREF _Toc228825192 \h </w:instrText>
-            </w:r>
-            <w:r>
-              <w:rPr>
-                <w:rFonts w:ascii="Times New Roman" w:hAnsi="Times New Roman"/>
-                <w:b w:val="0"/>
-                <w:noProof/>
-                <w:webHidden/>
-                <w:sz w:val="24"/>
-                <w:szCs w:val="24"/>
-              </w:rPr>
-            </w:r>
-            <w:r>
-              <w:rPr>
-                <w:rFonts w:ascii="Times New Roman" w:hAnsi="Times New Roman"/>
-                <w:b w:val="0"/>
+                <w:bCs w:val="0"/>
+                <w:noProof/>
+                <w:webHidden/>
+                <w:sz w:val="24"/>
+                <w:szCs w:val="24"/>
+              </w:rPr>
+              <w:instrText xml:space="preserve"> PAGEREF _Toc232759300 \h </w:instrText>
+            </w:r>
+            <w:r>
+              <w:rPr>
+                <w:rFonts w:ascii="Times New Roman" w:hAnsi="Times New Roman"/>
+                <w:b w:val="0"/>
+                <w:bCs w:val="0"/>
+                <w:noProof/>
+                <w:webHidden/>
+                <w:sz w:val="24"/>
+                <w:szCs w:val="24"/>
+              </w:rPr>
+            </w:r>
+            <w:r>
+              <w:rPr>
+                <w:rFonts w:ascii="Times New Roman" w:hAnsi="Times New Roman"/>
+                <w:b w:val="0"/>
+                <w:bCs w:val="0"/>
                 <w:noProof/>
                 <w:webHidden/>
                 <w:sz w:val="24"/>
@@ -1533,6 +1603,7 @@
               <w:rPr>
                 <w:rFonts w:ascii="Times New Roman" w:hAnsi="Times New Roman"/>
                 <w:b w:val="0"/>
+                <w:bCs w:val="0"/>
                 <w:noProof/>
                 <w:webHidden/>
                 <w:sz w:val="24"/>
@@ -1544,6 +1615,7 @@
               <w:rPr>
                 <w:rFonts w:ascii="Times New Roman" w:hAnsi="Times New Roman"/>
                 <w:b w:val="0"/>
+                <w:bCs w:val="0"/>
                 <w:noProof/>
                 <w:webHidden/>
                 <w:sz w:val="24"/>
@@ -1562,6 +1634,7 @@
             <w:rPr>
               <w:rFonts w:ascii="Times New Roman" w:eastAsiaTheme="minorEastAsia" w:hAnsi="Times New Roman"/>
               <w:b w:val="0"/>
+              <w:bCs w:val="0"/>
               <w:noProof/>
               <w:color w:val="auto"/>
               <w:kern w:val="2"/>
@@ -1570,14 +1643,14 @@
               <w14:ligatures w14:val="standardContextual"/>
             </w:rPr>
           </w:pPr>
-          <w:hyperlink w:anchor="_Toc228825193" w:history="1">
+          <w:hyperlink w:anchor="_Toc232759301" w:history="1">
             <w:r>
               <w:rPr>
                 <w:rStyle w:val="a5"/>
                 <w:b w:val="0"/>
-                <w:noProof/>
-                <w:szCs w:val="24"/>
-                <w:u w:val="none"/>
+                <w:bCs w:val="0"/>
+                <w:noProof/>
+                <w:szCs w:val="24"/>
               </w:rPr>
               <w:t>2.2 Цели создания приложения</w:t>
             </w:r>
@@ -1585,6 +1658,7 @@
               <w:rPr>
                 <w:rFonts w:ascii="Times New Roman" w:hAnsi="Times New Roman"/>
                 <w:b w:val="0"/>
+                <w:bCs w:val="0"/>
                 <w:noProof/>
                 <w:webHidden/>
                 <w:sz w:val="24"/>
@@ -1596,6 +1670,7 @@
               <w:rPr>
                 <w:rFonts w:ascii="Times New Roman" w:hAnsi="Times New Roman"/>
                 <w:b w:val="0"/>
+                <w:bCs w:val="0"/>
                 <w:noProof/>
                 <w:webHidden/>
                 <w:sz w:val="24"/>
@@ -1607,27 +1682,30 @@
               <w:rPr>
                 <w:rFonts w:ascii="Times New Roman" w:hAnsi="Times New Roman"/>
                 <w:b w:val="0"/>
-                <w:noProof/>
-                <w:webHidden/>
-                <w:sz w:val="24"/>
-                <w:szCs w:val="24"/>
-              </w:rPr>
-              <w:instrText xml:space="preserve"> PAGEREF _Toc228825193 \h </w:instrText>
-            </w:r>
-            <w:r>
-              <w:rPr>
-                <w:rFonts w:ascii="Times New Roman" w:hAnsi="Times New Roman"/>
-                <w:b w:val="0"/>
-                <w:noProof/>
-                <w:webHidden/>
-                <w:sz w:val="24"/>
-                <w:szCs w:val="24"/>
-              </w:rPr>
-            </w:r>
-            <w:r>
-              <w:rPr>
-                <w:rFonts w:ascii="Times New Roman" w:hAnsi="Times New Roman"/>
-                <w:b w:val="0"/>
+                <w:bCs w:val="0"/>
+                <w:noProof/>
+                <w:webHidden/>
+                <w:sz w:val="24"/>
+                <w:szCs w:val="24"/>
+              </w:rPr>
+              <w:instrText xml:space="preserve"> PAGEREF _Toc232759301 \h </w:instrText>
+            </w:r>
+            <w:r>
+              <w:rPr>
+                <w:rFonts w:ascii="Times New Roman" w:hAnsi="Times New Roman"/>
+                <w:b w:val="0"/>
+                <w:bCs w:val="0"/>
+                <w:noProof/>
+                <w:webHidden/>
+                <w:sz w:val="24"/>
+                <w:szCs w:val="24"/>
+              </w:rPr>
+            </w:r>
+            <w:r>
+              <w:rPr>
+                <w:rFonts w:ascii="Times New Roman" w:hAnsi="Times New Roman"/>
+                <w:b w:val="0"/>
+                <w:bCs w:val="0"/>
                 <w:noProof/>
                 <w:webHidden/>
                 <w:sz w:val="24"/>
@@ -1639,6 +1717,7 @@
               <w:rPr>
                 <w:rFonts w:ascii="Times New Roman" w:hAnsi="Times New Roman"/>
                 <w:b w:val="0"/>
+                <w:bCs w:val="0"/>
                 <w:noProof/>
                 <w:webHidden/>
                 <w:sz w:val="24"/>
@@ -1650,6 +1729,7 @@
               <w:rPr>
                 <w:rFonts w:ascii="Times New Roman" w:hAnsi="Times New Roman"/>
                 <w:b w:val="0"/>
+                <w:bCs w:val="0"/>
                 <w:noProof/>
                 <w:webHidden/>
                 <w:sz w:val="24"/>
@@ -1667,7 +1747,6 @@
             </w:tabs>
             <w:rPr>
               <w:rFonts w:ascii="Times New Roman" w:eastAsiaTheme="minorEastAsia" w:hAnsi="Times New Roman"/>
-              <w:bCs/>
               <w:noProof/>
               <w:color w:val="auto"/>
               <w:kern w:val="2"/>
@@ -1676,21 +1755,18 @@
               <w14:ligatures w14:val="standardContextual"/>
             </w:rPr>
           </w:pPr>
-          <w:hyperlink w:anchor="_Toc228825194" w:history="1">
+          <w:hyperlink w:anchor="_Toc232759302" w:history="1">
             <w:r>
               <w:rPr>
                 <w:rStyle w:val="a5"/>
-                <w:bCs/>
-                <w:noProof/>
-                <w:szCs w:val="24"/>
-                <w:u w:val="none"/>
+                <w:noProof/>
+                <w:szCs w:val="24"/>
               </w:rPr>
               <w:t>2.2.1 Основные цели создания приложения</w:t>
             </w:r>
             <w:r>
               <w:rPr>
                 <w:rFonts w:ascii="Times New Roman" w:hAnsi="Times New Roman"/>
-                <w:bCs/>
                 <w:noProof/>
                 <w:webHidden/>
                 <w:sz w:val="24"/>
@@ -1701,7 +1777,6 @@
             <w:r>
               <w:rPr>
                 <w:rFonts w:ascii="Times New Roman" w:hAnsi="Times New Roman"/>
-                <w:bCs/>
                 <w:noProof/>
                 <w:webHidden/>
                 <w:sz w:val="24"/>
@@ -1712,28 +1787,25 @@
             <w:r>
               <w:rPr>
                 <w:rFonts w:ascii="Times New Roman" w:hAnsi="Times New Roman"/>
-                <w:bCs/>
-                <w:noProof/>
-                <w:webHidden/>
-                <w:sz w:val="24"/>
-                <w:szCs w:val="24"/>
-              </w:rPr>
-              <w:instrText xml:space="preserve"> PAGEREF _Toc228825194 \h </w:instrText>
-            </w:r>
-            <w:r>
-              <w:rPr>
-                <w:rFonts w:ascii="Times New Roman" w:hAnsi="Times New Roman"/>
-                <w:bCs/>
-                <w:noProof/>
-                <w:webHidden/>
-                <w:sz w:val="24"/>
-                <w:szCs w:val="24"/>
-              </w:rPr>
-            </w:r>
-            <w:r>
-              <w:rPr>
-                <w:rFonts w:ascii="Times New Roman" w:hAnsi="Times New Roman"/>
-                <w:bCs/>
+                <w:noProof/>
+                <w:webHidden/>
+                <w:sz w:val="24"/>
+                <w:szCs w:val="24"/>
+              </w:rPr>
+              <w:instrText xml:space="preserve"> PAGEREF _Toc232759302 \h </w:instrText>
+            </w:r>
+            <w:r>
+              <w:rPr>
+                <w:rFonts w:ascii="Times New Roman" w:hAnsi="Times New Roman"/>
+                <w:noProof/>
+                <w:webHidden/>
+                <w:sz w:val="24"/>
+                <w:szCs w:val="24"/>
+              </w:rPr>
+            </w:r>
+            <w:r>
+              <w:rPr>
+                <w:rFonts w:ascii="Times New Roman" w:hAnsi="Times New Roman"/>
                 <w:noProof/>
                 <w:webHidden/>
                 <w:sz w:val="24"/>
@@ -1744,7 +1816,6 @@
             <w:r>
               <w:rPr>
                 <w:rFonts w:ascii="Times New Roman" w:hAnsi="Times New Roman"/>
-                <w:bCs/>
                 <w:noProof/>
                 <w:webHidden/>
                 <w:sz w:val="24"/>
@@ -1755,7 +1826,6 @@
             <w:r>
               <w:rPr>
                 <w:rFonts w:ascii="Times New Roman" w:hAnsi="Times New Roman"/>
-                <w:bCs/>
                 <w:noProof/>
                 <w:webHidden/>
                 <w:sz w:val="24"/>
@@ -1773,7 +1843,6 @@
             </w:tabs>
             <w:rPr>
               <w:rFonts w:ascii="Times New Roman" w:eastAsiaTheme="minorEastAsia" w:hAnsi="Times New Roman"/>
-              <w:bCs/>
               <w:noProof/>
               <w:color w:val="auto"/>
               <w:kern w:val="2"/>
@@ -1782,21 +1851,18 @@
               <w14:ligatures w14:val="standardContextual"/>
             </w:rPr>
           </w:pPr>
-          <w:hyperlink w:anchor="_Toc228825195" w:history="1">
+          <w:hyperlink w:anchor="_Toc232759303" w:history="1">
             <w:r>
               <w:rPr>
                 <w:rStyle w:val="a5"/>
-                <w:bCs/>
-                <w:noProof/>
-                <w:szCs w:val="24"/>
-                <w:u w:val="none"/>
+                <w:noProof/>
+                <w:szCs w:val="24"/>
               </w:rPr>
               <w:t>2.2.2 Целевая аудитория</w:t>
             </w:r>
             <w:r>
               <w:rPr>
                 <w:rFonts w:ascii="Times New Roman" w:hAnsi="Times New Roman"/>
-                <w:bCs/>
                 <w:noProof/>
                 <w:webHidden/>
                 <w:sz w:val="24"/>
@@ -1807,7 +1873,6 @@
             <w:r>
               <w:rPr>
                 <w:rFonts w:ascii="Times New Roman" w:hAnsi="Times New Roman"/>
-                <w:bCs/>
                 <w:noProof/>
                 <w:webHidden/>
                 <w:sz w:val="24"/>
@@ -1818,28 +1883,25 @@
             <w:r>
               <w:rPr>
                 <w:rFonts w:ascii="Times New Roman" w:hAnsi="Times New Roman"/>
-                <w:bCs/>
-                <w:noProof/>
-                <w:webHidden/>
-                <w:sz w:val="24"/>
-                <w:szCs w:val="24"/>
-              </w:rPr>
-              <w:instrText xml:space="preserve"> PAGEREF _Toc228825195 \h </w:instrText>
-            </w:r>
-            <w:r>
-              <w:rPr>
-                <w:rFonts w:ascii="Times New Roman" w:hAnsi="Times New Roman"/>
-                <w:bCs/>
-                <w:noProof/>
-                <w:webHidden/>
-                <w:sz w:val="24"/>
-                <w:szCs w:val="24"/>
-              </w:rPr>
-            </w:r>
-            <w:r>
-              <w:rPr>
-                <w:rFonts w:ascii="Times New Roman" w:hAnsi="Times New Roman"/>
-                <w:bCs/>
+                <w:noProof/>
+                <w:webHidden/>
+                <w:sz w:val="24"/>
+                <w:szCs w:val="24"/>
+              </w:rPr>
+              <w:instrText xml:space="preserve"> PAGEREF _Toc232759303 \h </w:instrText>
+            </w:r>
+            <w:r>
+              <w:rPr>
+                <w:rFonts w:ascii="Times New Roman" w:hAnsi="Times New Roman"/>
+                <w:noProof/>
+                <w:webHidden/>
+                <w:sz w:val="24"/>
+                <w:szCs w:val="24"/>
+              </w:rPr>
+            </w:r>
+            <w:r>
+              <w:rPr>
+                <w:rFonts w:ascii="Times New Roman" w:hAnsi="Times New Roman"/>
                 <w:noProof/>
                 <w:webHidden/>
                 <w:sz w:val="24"/>
@@ -1850,7 +1912,6 @@
             <w:r>
               <w:rPr>
                 <w:rFonts w:ascii="Times New Roman" w:hAnsi="Times New Roman"/>
-                <w:bCs/>
                 <w:noProof/>
                 <w:webHidden/>
                 <w:sz w:val="24"/>
@@ -1861,7 +1922,6 @@
             <w:r>
               <w:rPr>
                 <w:rFonts w:ascii="Times New Roman" w:hAnsi="Times New Roman"/>
-                <w:bCs/>
                 <w:noProof/>
                 <w:webHidden/>
                 <w:sz w:val="24"/>
@@ -1880,6 +1940,7 @@
             <w:rPr>
               <w:rFonts w:ascii="Times New Roman" w:eastAsiaTheme="minorEastAsia" w:hAnsi="Times New Roman"/>
               <w:b w:val="0"/>
+              <w:bCs w:val="0"/>
               <w:i w:val="0"/>
               <w:iCs w:val="0"/>
               <w:noProof/>
@@ -1888,15 +1949,15 @@
               <w14:ligatures w14:val="standardContextual"/>
             </w:rPr>
           </w:pPr>
-          <w:hyperlink w:anchor="_Toc228825196" w:history="1">
+          <w:hyperlink w:anchor="_Toc232759304" w:history="1">
             <w:r>
               <w:rPr>
                 <w:rStyle w:val="a5"/>
                 <w:b w:val="0"/>
+                <w:bCs w:val="0"/>
                 <w:i w:val="0"/>
                 <w:iCs w:val="0"/>
                 <w:noProof/>
-                <w:u w:val="none"/>
               </w:rPr>
               <w:t>3 ТРЕБОВАНИЯ К ПРИЛОЖЕНИЮ</w:t>
             </w:r>
@@ -1904,6 +1965,7 @@
               <w:rPr>
                 <w:rFonts w:ascii="Times New Roman" w:hAnsi="Times New Roman"/>
                 <w:b w:val="0"/>
+                <w:bCs w:val="0"/>
                 <w:i w:val="0"/>
                 <w:iCs w:val="0"/>
                 <w:noProof/>
@@ -1915,6 +1977,7 @@
               <w:rPr>
                 <w:rFonts w:ascii="Times New Roman" w:hAnsi="Times New Roman"/>
                 <w:b w:val="0"/>
+                <w:bCs w:val="0"/>
                 <w:i w:val="0"/>
                 <w:iCs w:val="0"/>
                 <w:noProof/>
@@ -1926,17 +1989,19 @@
               <w:rPr>
                 <w:rFonts w:ascii="Times New Roman" w:hAnsi="Times New Roman"/>
                 <w:b w:val="0"/>
+                <w:bCs w:val="0"/>
                 <w:i w:val="0"/>
                 <w:iCs w:val="0"/>
                 <w:noProof/>
                 <w:webHidden/>
               </w:rPr>
-              <w:instrText xml:space="preserve"> PAGEREF _Toc228825196 \h </w:instrText>
-            </w:r>
-            <w:r>
-              <w:rPr>
-                <w:rFonts w:ascii="Times New Roman" w:hAnsi="Times New Roman"/>
-                <w:b w:val="0"/>
+              <w:instrText xml:space="preserve"> PAGEREF _Toc232759304 \h </w:instrText>
+            </w:r>
+            <w:r>
+              <w:rPr>
+                <w:rFonts w:ascii="Times New Roman" w:hAnsi="Times New Roman"/>
+                <w:b w:val="0"/>
+                <w:bCs w:val="0"/>
                 <w:i w:val="0"/>
                 <w:iCs w:val="0"/>
                 <w:noProof/>
@@ -1947,6 +2012,7 @@
               <w:rPr>
                 <w:rFonts w:ascii="Times New Roman" w:hAnsi="Times New Roman"/>
                 <w:b w:val="0"/>
+                <w:bCs w:val="0"/>
                 <w:i w:val="0"/>
                 <w:iCs w:val="0"/>
                 <w:noProof/>
@@ -1958,6 +2024,7 @@
               <w:rPr>
                 <w:rFonts w:ascii="Times New Roman" w:hAnsi="Times New Roman"/>
                 <w:b w:val="0"/>
+                <w:bCs w:val="0"/>
                 <w:i w:val="0"/>
                 <w:iCs w:val="0"/>
                 <w:noProof/>
@@ -1969,6 +2036,7 @@
               <w:rPr>
                 <w:rFonts w:ascii="Times New Roman" w:hAnsi="Times New Roman"/>
                 <w:b w:val="0"/>
+                <w:bCs w:val="0"/>
                 <w:i w:val="0"/>
                 <w:iCs w:val="0"/>
                 <w:noProof/>
@@ -1987,6 +2055,7 @@
             <w:rPr>
               <w:rFonts w:ascii="Times New Roman" w:eastAsiaTheme="minorEastAsia" w:hAnsi="Times New Roman"/>
               <w:b w:val="0"/>
+              <w:bCs w:val="0"/>
               <w:noProof/>
               <w:color w:val="auto"/>
               <w:kern w:val="2"/>
@@ -1995,14 +2064,14 @@
               <w14:ligatures w14:val="standardContextual"/>
             </w:rPr>
           </w:pPr>
-          <w:hyperlink w:anchor="_Toc228825197" w:history="1">
+          <w:hyperlink w:anchor="_Toc232759305" w:history="1">
             <w:r>
               <w:rPr>
                 <w:rStyle w:val="a5"/>
                 <w:b w:val="0"/>
-                <w:noProof/>
-                <w:szCs w:val="24"/>
-                <w:u w:val="none"/>
+                <w:bCs w:val="0"/>
+                <w:noProof/>
+                <w:szCs w:val="24"/>
               </w:rPr>
               <w:t>3.1 Требования к приложению в целом</w:t>
             </w:r>
@@ -2010,6 +2079,7 @@
               <w:rPr>
                 <w:rFonts w:ascii="Times New Roman" w:hAnsi="Times New Roman"/>
                 <w:b w:val="0"/>
+                <w:bCs w:val="0"/>
                 <w:noProof/>
                 <w:webHidden/>
                 <w:sz w:val="24"/>
@@ -2021,6 +2091,7 @@
               <w:rPr>
                 <w:rFonts w:ascii="Times New Roman" w:hAnsi="Times New Roman"/>
                 <w:b w:val="0"/>
+                <w:bCs w:val="0"/>
                 <w:noProof/>
                 <w:webHidden/>
                 <w:sz w:val="24"/>
@@ -2032,27 +2103,30 @@
               <w:rPr>
                 <w:rFonts w:ascii="Times New Roman" w:hAnsi="Times New Roman"/>
                 <w:b w:val="0"/>
-                <w:noProof/>
-                <w:webHidden/>
-                <w:sz w:val="24"/>
-                <w:szCs w:val="24"/>
-              </w:rPr>
-              <w:instrText xml:space="preserve"> PAGEREF _Toc228825197 \h </w:instrText>
-            </w:r>
-            <w:r>
-              <w:rPr>
-                <w:rFonts w:ascii="Times New Roman" w:hAnsi="Times New Roman"/>
-                <w:b w:val="0"/>
-                <w:noProof/>
-                <w:webHidden/>
-                <w:sz w:val="24"/>
-                <w:szCs w:val="24"/>
-              </w:rPr>
-            </w:r>
-            <w:r>
-              <w:rPr>
-                <w:rFonts w:ascii="Times New Roman" w:hAnsi="Times New Roman"/>
-                <w:b w:val="0"/>
+                <w:bCs w:val="0"/>
+                <w:noProof/>
+                <w:webHidden/>
+                <w:sz w:val="24"/>
+                <w:szCs w:val="24"/>
+              </w:rPr>
+              <w:instrText xml:space="preserve"> PAGEREF _Toc232759305 \h </w:instrText>
+            </w:r>
+            <w:r>
+              <w:rPr>
+                <w:rFonts w:ascii="Times New Roman" w:hAnsi="Times New Roman"/>
+                <w:b w:val="0"/>
+                <w:bCs w:val="0"/>
+                <w:noProof/>
+                <w:webHidden/>
+                <w:sz w:val="24"/>
+                <w:szCs w:val="24"/>
+              </w:rPr>
+            </w:r>
+            <w:r>
+              <w:rPr>
+                <w:rFonts w:ascii="Times New Roman" w:hAnsi="Times New Roman"/>
+                <w:b w:val="0"/>
+                <w:bCs w:val="0"/>
                 <w:noProof/>
                 <w:webHidden/>
                 <w:sz w:val="24"/>
@@ -2064,6 +2138,7 @@
               <w:rPr>
                 <w:rFonts w:ascii="Times New Roman" w:hAnsi="Times New Roman"/>
                 <w:b w:val="0"/>
+                <w:bCs w:val="0"/>
                 <w:noProof/>
                 <w:webHidden/>
                 <w:sz w:val="24"/>
@@ -2075,6 +2150,7 @@
               <w:rPr>
                 <w:rFonts w:ascii="Times New Roman" w:hAnsi="Times New Roman"/>
                 <w:b w:val="0"/>
+                <w:bCs w:val="0"/>
                 <w:noProof/>
                 <w:webHidden/>
                 <w:sz w:val="24"/>
@@ -2092,7 +2168,6 @@
             </w:tabs>
             <w:rPr>
               <w:rFonts w:ascii="Times New Roman" w:eastAsiaTheme="minorEastAsia" w:hAnsi="Times New Roman"/>
-              <w:bCs/>
               <w:noProof/>
               <w:color w:val="auto"/>
               <w:kern w:val="2"/>
@@ -2101,21 +2176,18 @@
               <w14:ligatures w14:val="standardContextual"/>
             </w:rPr>
           </w:pPr>
-          <w:hyperlink w:anchor="_Toc228825198" w:history="1">
+          <w:hyperlink w:anchor="_Toc232759306" w:history="1">
             <w:r>
               <w:rPr>
                 <w:rStyle w:val="a5"/>
-                <w:bCs/>
-                <w:noProof/>
-                <w:szCs w:val="24"/>
-                <w:u w:val="none"/>
+                <w:noProof/>
+                <w:szCs w:val="24"/>
               </w:rPr>
               <w:t>3.1.1 Требования к структуре и функционированию приложения</w:t>
             </w:r>
             <w:r>
               <w:rPr>
                 <w:rFonts w:ascii="Times New Roman" w:hAnsi="Times New Roman"/>
-                <w:bCs/>
                 <w:noProof/>
                 <w:webHidden/>
                 <w:sz w:val="24"/>
@@ -2126,7 +2198,6 @@
             <w:r>
               <w:rPr>
                 <w:rFonts w:ascii="Times New Roman" w:hAnsi="Times New Roman"/>
-                <w:bCs/>
                 <w:noProof/>
                 <w:webHidden/>
                 <w:sz w:val="24"/>
@@ -2137,28 +2208,25 @@
             <w:r>
               <w:rPr>
                 <w:rFonts w:ascii="Times New Roman" w:hAnsi="Times New Roman"/>
-                <w:bCs/>
-                <w:noProof/>
-                <w:webHidden/>
-                <w:sz w:val="24"/>
-                <w:szCs w:val="24"/>
-              </w:rPr>
-              <w:instrText xml:space="preserve"> PAGEREF _Toc228825198 \h </w:instrText>
-            </w:r>
-            <w:r>
-              <w:rPr>
-                <w:rFonts w:ascii="Times New Roman" w:hAnsi="Times New Roman"/>
-                <w:bCs/>
-                <w:noProof/>
-                <w:webHidden/>
-                <w:sz w:val="24"/>
-                <w:szCs w:val="24"/>
-              </w:rPr>
-            </w:r>
-            <w:r>
-              <w:rPr>
-                <w:rFonts w:ascii="Times New Roman" w:hAnsi="Times New Roman"/>
-                <w:bCs/>
+                <w:noProof/>
+                <w:webHidden/>
+                <w:sz w:val="24"/>
+                <w:szCs w:val="24"/>
+              </w:rPr>
+              <w:instrText xml:space="preserve"> PAGEREF _Toc232759306 \h </w:instrText>
+            </w:r>
+            <w:r>
+              <w:rPr>
+                <w:rFonts w:ascii="Times New Roman" w:hAnsi="Times New Roman"/>
+                <w:noProof/>
+                <w:webHidden/>
+                <w:sz w:val="24"/>
+                <w:szCs w:val="24"/>
+              </w:rPr>
+            </w:r>
+            <w:r>
+              <w:rPr>
+                <w:rFonts w:ascii="Times New Roman" w:hAnsi="Times New Roman"/>
                 <w:noProof/>
                 <w:webHidden/>
                 <w:sz w:val="24"/>
@@ -2169,7 +2237,6 @@
             <w:r>
               <w:rPr>
                 <w:rFonts w:ascii="Times New Roman" w:hAnsi="Times New Roman"/>
-                <w:bCs/>
                 <w:noProof/>
                 <w:webHidden/>
                 <w:sz w:val="24"/>
@@ -2180,7 +2247,6 @@
             <w:r>
               <w:rPr>
                 <w:rFonts w:ascii="Times New Roman" w:hAnsi="Times New Roman"/>
-                <w:bCs/>
                 <w:noProof/>
                 <w:webHidden/>
                 <w:sz w:val="24"/>
@@ -2198,7 +2264,6 @@
             </w:tabs>
             <w:rPr>
               <w:rFonts w:ascii="Times New Roman" w:eastAsiaTheme="minorEastAsia" w:hAnsi="Times New Roman"/>
-              <w:bCs/>
               <w:noProof/>
               <w:color w:val="auto"/>
               <w:kern w:val="2"/>
@@ -2207,21 +2272,18 @@
               <w14:ligatures w14:val="standardContextual"/>
             </w:rPr>
           </w:pPr>
-          <w:hyperlink w:anchor="_Toc228825199" w:history="1">
+          <w:hyperlink w:anchor="_Toc232759307" w:history="1">
             <w:r>
               <w:rPr>
                 <w:rStyle w:val="a5"/>
-                <w:bCs/>
-                <w:noProof/>
-                <w:szCs w:val="24"/>
-                <w:u w:val="none"/>
+                <w:noProof/>
+                <w:szCs w:val="24"/>
               </w:rPr>
               <w:t>3.1.2 Требования к персоналу</w:t>
             </w:r>
             <w:r>
               <w:rPr>
                 <w:rFonts w:ascii="Times New Roman" w:hAnsi="Times New Roman"/>
-                <w:bCs/>
                 <w:noProof/>
                 <w:webHidden/>
                 <w:sz w:val="24"/>
@@ -2232,7 +2294,6 @@
             <w:r>
               <w:rPr>
                 <w:rFonts w:ascii="Times New Roman" w:hAnsi="Times New Roman"/>
-                <w:bCs/>
                 <w:noProof/>
                 <w:webHidden/>
                 <w:sz w:val="24"/>
@@ -2243,28 +2304,25 @@
             <w:r>
               <w:rPr>
                 <w:rFonts w:ascii="Times New Roman" w:hAnsi="Times New Roman"/>
-                <w:bCs/>
-                <w:noProof/>
-                <w:webHidden/>
-                <w:sz w:val="24"/>
-                <w:szCs w:val="24"/>
-              </w:rPr>
-              <w:instrText xml:space="preserve"> PAGEREF _Toc228825199 \h </w:instrText>
-            </w:r>
-            <w:r>
-              <w:rPr>
-                <w:rFonts w:ascii="Times New Roman" w:hAnsi="Times New Roman"/>
-                <w:bCs/>
-                <w:noProof/>
-                <w:webHidden/>
-                <w:sz w:val="24"/>
-                <w:szCs w:val="24"/>
-              </w:rPr>
-            </w:r>
-            <w:r>
-              <w:rPr>
-                <w:rFonts w:ascii="Times New Roman" w:hAnsi="Times New Roman"/>
-                <w:bCs/>
+                <w:noProof/>
+                <w:webHidden/>
+                <w:sz w:val="24"/>
+                <w:szCs w:val="24"/>
+              </w:rPr>
+              <w:instrText xml:space="preserve"> PAGEREF _Toc232759307 \h </w:instrText>
+            </w:r>
+            <w:r>
+              <w:rPr>
+                <w:rFonts w:ascii="Times New Roman" w:hAnsi="Times New Roman"/>
+                <w:noProof/>
+                <w:webHidden/>
+                <w:sz w:val="24"/>
+                <w:szCs w:val="24"/>
+              </w:rPr>
+            </w:r>
+            <w:r>
+              <w:rPr>
+                <w:rFonts w:ascii="Times New Roman" w:hAnsi="Times New Roman"/>
                 <w:noProof/>
                 <w:webHidden/>
                 <w:sz w:val="24"/>
@@ -2275,7 +2333,6 @@
             <w:r>
               <w:rPr>
                 <w:rFonts w:ascii="Times New Roman" w:hAnsi="Times New Roman"/>
-                <w:bCs/>
                 <w:noProof/>
                 <w:webHidden/>
                 <w:sz w:val="24"/>
@@ -2286,7 +2343,6 @@
             <w:r>
               <w:rPr>
                 <w:rFonts w:ascii="Times New Roman" w:hAnsi="Times New Roman"/>
-                <w:bCs/>
                 <w:noProof/>
                 <w:webHidden/>
                 <w:sz w:val="24"/>
@@ -2304,7 +2360,6 @@
             </w:tabs>
             <w:rPr>
               <w:rFonts w:ascii="Times New Roman" w:eastAsiaTheme="minorEastAsia" w:hAnsi="Times New Roman"/>
-              <w:bCs/>
               <w:noProof/>
               <w:color w:val="auto"/>
               <w:kern w:val="2"/>
@@ -2313,21 +2368,18 @@
               <w14:ligatures w14:val="standardContextual"/>
             </w:rPr>
           </w:pPr>
-          <w:hyperlink w:anchor="_Toc228825200" w:history="1">
+          <w:hyperlink w:anchor="_Toc232759308" w:history="1">
             <w:r>
               <w:rPr>
                 <w:rStyle w:val="a5"/>
-                <w:bCs/>
-                <w:noProof/>
-                <w:szCs w:val="24"/>
-                <w:u w:val="none"/>
+                <w:noProof/>
+                <w:szCs w:val="24"/>
               </w:rPr>
               <w:t>3.1.3 Требования к сохранности информации</w:t>
             </w:r>
             <w:r>
               <w:rPr>
                 <w:rFonts w:ascii="Times New Roman" w:hAnsi="Times New Roman"/>
-                <w:bCs/>
                 <w:noProof/>
                 <w:webHidden/>
                 <w:sz w:val="24"/>
@@ -2338,7 +2390,6 @@
             <w:r>
               <w:rPr>
                 <w:rFonts w:ascii="Times New Roman" w:hAnsi="Times New Roman"/>
-                <w:bCs/>
                 <w:noProof/>
                 <w:webHidden/>
                 <w:sz w:val="24"/>
@@ -2349,28 +2400,25 @@
             <w:r>
               <w:rPr>
                 <w:rFonts w:ascii="Times New Roman" w:hAnsi="Times New Roman"/>
-                <w:bCs/>
-                <w:noProof/>
-                <w:webHidden/>
-                <w:sz w:val="24"/>
-                <w:szCs w:val="24"/>
-              </w:rPr>
-              <w:instrText xml:space="preserve"> PAGEREF _Toc228825200 \h </w:instrText>
-            </w:r>
-            <w:r>
-              <w:rPr>
-                <w:rFonts w:ascii="Times New Roman" w:hAnsi="Times New Roman"/>
-                <w:bCs/>
-                <w:noProof/>
-                <w:webHidden/>
-                <w:sz w:val="24"/>
-                <w:szCs w:val="24"/>
-              </w:rPr>
-            </w:r>
-            <w:r>
-              <w:rPr>
-                <w:rFonts w:ascii="Times New Roman" w:hAnsi="Times New Roman"/>
-                <w:bCs/>
+                <w:noProof/>
+                <w:webHidden/>
+                <w:sz w:val="24"/>
+                <w:szCs w:val="24"/>
+              </w:rPr>
+              <w:instrText xml:space="preserve"> PAGEREF _Toc232759308 \h </w:instrText>
+            </w:r>
+            <w:r>
+              <w:rPr>
+                <w:rFonts w:ascii="Times New Roman" w:hAnsi="Times New Roman"/>
+                <w:noProof/>
+                <w:webHidden/>
+                <w:sz w:val="24"/>
+                <w:szCs w:val="24"/>
+              </w:rPr>
+            </w:r>
+            <w:r>
+              <w:rPr>
+                <w:rFonts w:ascii="Times New Roman" w:hAnsi="Times New Roman"/>
                 <w:noProof/>
                 <w:webHidden/>
                 <w:sz w:val="24"/>
@@ -2381,7 +2429,6 @@
             <w:r>
               <w:rPr>
                 <w:rFonts w:ascii="Times New Roman" w:hAnsi="Times New Roman"/>
-                <w:bCs/>
                 <w:noProof/>
                 <w:webHidden/>
                 <w:sz w:val="24"/>
@@ -2392,7 +2439,6 @@
             <w:r>
               <w:rPr>
                 <w:rFonts w:ascii="Times New Roman" w:hAnsi="Times New Roman"/>
-                <w:bCs/>
                 <w:noProof/>
                 <w:webHidden/>
                 <w:sz w:val="24"/>
@@ -2410,7 +2456,6 @@
             </w:tabs>
             <w:rPr>
               <w:rFonts w:ascii="Times New Roman" w:eastAsiaTheme="minorEastAsia" w:hAnsi="Times New Roman"/>
-              <w:bCs/>
               <w:noProof/>
               <w:color w:val="auto"/>
               <w:kern w:val="2"/>
@@ -2419,21 +2464,18 @@
               <w14:ligatures w14:val="standardContextual"/>
             </w:rPr>
           </w:pPr>
-          <w:hyperlink w:anchor="_Toc228825201" w:history="1">
+          <w:hyperlink w:anchor="_Toc232759309" w:history="1">
             <w:r>
               <w:rPr>
                 <w:rStyle w:val="a5"/>
-                <w:bCs/>
-                <w:noProof/>
-                <w:szCs w:val="24"/>
-                <w:u w:val="none"/>
+                <w:noProof/>
+                <w:szCs w:val="24"/>
               </w:rPr>
               <w:t>3.1.4 Требования к разграничению доступа</w:t>
             </w:r>
             <w:r>
               <w:rPr>
                 <w:rFonts w:ascii="Times New Roman" w:hAnsi="Times New Roman"/>
-                <w:bCs/>
                 <w:noProof/>
                 <w:webHidden/>
                 <w:sz w:val="24"/>
@@ -2444,7 +2486,6 @@
             <w:r>
               <w:rPr>
                 <w:rFonts w:ascii="Times New Roman" w:hAnsi="Times New Roman"/>
-                <w:bCs/>
                 <w:noProof/>
                 <w:webHidden/>
                 <w:sz w:val="24"/>
@@ -2455,28 +2496,25 @@
             <w:r>
               <w:rPr>
                 <w:rFonts w:ascii="Times New Roman" w:hAnsi="Times New Roman"/>
-                <w:bCs/>
-                <w:noProof/>
-                <w:webHidden/>
-                <w:sz w:val="24"/>
-                <w:szCs w:val="24"/>
-              </w:rPr>
-              <w:instrText xml:space="preserve"> PAGEREF _Toc228825201 \h </w:instrText>
-            </w:r>
-            <w:r>
-              <w:rPr>
-                <w:rFonts w:ascii="Times New Roman" w:hAnsi="Times New Roman"/>
-                <w:bCs/>
-                <w:noProof/>
-                <w:webHidden/>
-                <w:sz w:val="24"/>
-                <w:szCs w:val="24"/>
-              </w:rPr>
-            </w:r>
-            <w:r>
-              <w:rPr>
-                <w:rFonts w:ascii="Times New Roman" w:hAnsi="Times New Roman"/>
-                <w:bCs/>
+                <w:noProof/>
+                <w:webHidden/>
+                <w:sz w:val="24"/>
+                <w:szCs w:val="24"/>
+              </w:rPr>
+              <w:instrText xml:space="preserve"> PAGEREF _Toc232759309 \h </w:instrText>
+            </w:r>
+            <w:r>
+              <w:rPr>
+                <w:rFonts w:ascii="Times New Roman" w:hAnsi="Times New Roman"/>
+                <w:noProof/>
+                <w:webHidden/>
+                <w:sz w:val="24"/>
+                <w:szCs w:val="24"/>
+              </w:rPr>
+            </w:r>
+            <w:r>
+              <w:rPr>
+                <w:rFonts w:ascii="Times New Roman" w:hAnsi="Times New Roman"/>
                 <w:noProof/>
                 <w:webHidden/>
                 <w:sz w:val="24"/>
@@ -2487,7 +2525,6 @@
             <w:r>
               <w:rPr>
                 <w:rFonts w:ascii="Times New Roman" w:hAnsi="Times New Roman"/>
-                <w:bCs/>
                 <w:noProof/>
                 <w:webHidden/>
                 <w:sz w:val="24"/>
@@ -2498,7 +2535,6 @@
             <w:r>
               <w:rPr>
                 <w:rFonts w:ascii="Times New Roman" w:hAnsi="Times New Roman"/>
-                <w:bCs/>
                 <w:noProof/>
                 <w:webHidden/>
                 <w:sz w:val="24"/>
@@ -2517,6 +2553,7 @@
             <w:rPr>
               <w:rFonts w:ascii="Times New Roman" w:eastAsiaTheme="minorEastAsia" w:hAnsi="Times New Roman"/>
               <w:b w:val="0"/>
+              <w:bCs w:val="0"/>
               <w:noProof/>
               <w:color w:val="auto"/>
               <w:kern w:val="2"/>
@@ -2525,14 +2562,14 @@
               <w14:ligatures w14:val="standardContextual"/>
             </w:rPr>
           </w:pPr>
-          <w:hyperlink w:anchor="_Toc228825202" w:history="1">
+          <w:hyperlink w:anchor="_Toc232759310" w:history="1">
             <w:r>
               <w:rPr>
                 <w:rStyle w:val="a5"/>
                 <w:b w:val="0"/>
-                <w:noProof/>
-                <w:szCs w:val="24"/>
-                <w:u w:val="none"/>
+                <w:bCs w:val="0"/>
+                <w:noProof/>
+                <w:szCs w:val="24"/>
               </w:rPr>
               <w:t>3.2 Требования к функциям (задачам), выполняемых приложением</w:t>
             </w:r>
@@ -2540,6 +2577,7 @@
               <w:rPr>
                 <w:rFonts w:ascii="Times New Roman" w:hAnsi="Times New Roman"/>
                 <w:b w:val="0"/>
+                <w:bCs w:val="0"/>
                 <w:noProof/>
                 <w:webHidden/>
                 <w:sz w:val="24"/>
@@ -2551,6 +2589,7 @@
               <w:rPr>
                 <w:rFonts w:ascii="Times New Roman" w:hAnsi="Times New Roman"/>
                 <w:b w:val="0"/>
+                <w:bCs w:val="0"/>
                 <w:noProof/>
                 <w:webHidden/>
                 <w:sz w:val="24"/>
@@ -2562,27 +2601,30 @@
               <w:rPr>
                 <w:rFonts w:ascii="Times New Roman" w:hAnsi="Times New Roman"/>
                 <w:b w:val="0"/>
-                <w:noProof/>
-                <w:webHidden/>
-                <w:sz w:val="24"/>
-                <w:szCs w:val="24"/>
-              </w:rPr>
-              <w:instrText xml:space="preserve"> PAGEREF _Toc228825202 \h </w:instrText>
-            </w:r>
-            <w:r>
-              <w:rPr>
-                <w:rFonts w:ascii="Times New Roman" w:hAnsi="Times New Roman"/>
-                <w:b w:val="0"/>
-                <w:noProof/>
-                <w:webHidden/>
-                <w:sz w:val="24"/>
-                <w:szCs w:val="24"/>
-              </w:rPr>
-            </w:r>
-            <w:r>
-              <w:rPr>
-                <w:rFonts w:ascii="Times New Roman" w:hAnsi="Times New Roman"/>
-                <w:b w:val="0"/>
+                <w:bCs w:val="0"/>
+                <w:noProof/>
+                <w:webHidden/>
+                <w:sz w:val="24"/>
+                <w:szCs w:val="24"/>
+              </w:rPr>
+              <w:instrText xml:space="preserve"> PAGEREF _Toc232759310 \h </w:instrText>
+            </w:r>
+            <w:r>
+              <w:rPr>
+                <w:rFonts w:ascii="Times New Roman" w:hAnsi="Times New Roman"/>
+                <w:b w:val="0"/>
+                <w:bCs w:val="0"/>
+                <w:noProof/>
+                <w:webHidden/>
+                <w:sz w:val="24"/>
+                <w:szCs w:val="24"/>
+              </w:rPr>
+            </w:r>
+            <w:r>
+              <w:rPr>
+                <w:rFonts w:ascii="Times New Roman" w:hAnsi="Times New Roman"/>
+                <w:b w:val="0"/>
+                <w:bCs w:val="0"/>
                 <w:noProof/>
                 <w:webHidden/>
                 <w:sz w:val="24"/>
@@ -2594,6 +2636,7 @@
               <w:rPr>
                 <w:rFonts w:ascii="Times New Roman" w:hAnsi="Times New Roman"/>
                 <w:b w:val="0"/>
+                <w:bCs w:val="0"/>
                 <w:noProof/>
                 <w:webHidden/>
                 <w:sz w:val="24"/>
@@ -2605,6 +2648,7 @@
               <w:rPr>
                 <w:rFonts w:ascii="Times New Roman" w:hAnsi="Times New Roman"/>
                 <w:b w:val="0"/>
+                <w:bCs w:val="0"/>
                 <w:noProof/>
                 <w:webHidden/>
                 <w:sz w:val="24"/>
@@ -2622,7 +2666,6 @@
             </w:tabs>
             <w:rPr>
               <w:rFonts w:ascii="Times New Roman" w:eastAsiaTheme="minorEastAsia" w:hAnsi="Times New Roman"/>
-              <w:bCs/>
               <w:noProof/>
               <w:color w:val="auto"/>
               <w:kern w:val="2"/>
@@ -2631,21 +2674,18 @@
               <w14:ligatures w14:val="standardContextual"/>
             </w:rPr>
           </w:pPr>
-          <w:hyperlink w:anchor="_Toc228825203" w:history="1">
+          <w:hyperlink w:anchor="_Toc232759311" w:history="1">
             <w:r>
               <w:rPr>
                 <w:rStyle w:val="a5"/>
-                <w:bCs/>
-                <w:noProof/>
-                <w:szCs w:val="24"/>
-                <w:u w:val="none"/>
+                <w:noProof/>
+                <w:szCs w:val="24"/>
               </w:rPr>
               <w:t>3.2.1 Основные требования</w:t>
             </w:r>
             <w:r>
               <w:rPr>
                 <w:rFonts w:ascii="Times New Roman" w:hAnsi="Times New Roman"/>
-                <w:bCs/>
                 <w:noProof/>
                 <w:webHidden/>
                 <w:sz w:val="24"/>
@@ -2656,7 +2696,6 @@
             <w:r>
               <w:rPr>
                 <w:rFonts w:ascii="Times New Roman" w:hAnsi="Times New Roman"/>
-                <w:bCs/>
                 <w:noProof/>
                 <w:webHidden/>
                 <w:sz w:val="24"/>
@@ -2667,28 +2706,25 @@
             <w:r>
               <w:rPr>
                 <w:rFonts w:ascii="Times New Roman" w:hAnsi="Times New Roman"/>
-                <w:bCs/>
-                <w:noProof/>
-                <w:webHidden/>
-                <w:sz w:val="24"/>
-                <w:szCs w:val="24"/>
-              </w:rPr>
-              <w:instrText xml:space="preserve"> PAGEREF _Toc228825203 \h </w:instrText>
-            </w:r>
-            <w:r>
-              <w:rPr>
-                <w:rFonts w:ascii="Times New Roman" w:hAnsi="Times New Roman"/>
-                <w:bCs/>
-                <w:noProof/>
-                <w:webHidden/>
-                <w:sz w:val="24"/>
-                <w:szCs w:val="24"/>
-              </w:rPr>
-            </w:r>
-            <w:r>
-              <w:rPr>
-                <w:rFonts w:ascii="Times New Roman" w:hAnsi="Times New Roman"/>
-                <w:bCs/>
+                <w:noProof/>
+                <w:webHidden/>
+                <w:sz w:val="24"/>
+                <w:szCs w:val="24"/>
+              </w:rPr>
+              <w:instrText xml:space="preserve"> PAGEREF _Toc232759311 \h </w:instrText>
+            </w:r>
+            <w:r>
+              <w:rPr>
+                <w:rFonts w:ascii="Times New Roman" w:hAnsi="Times New Roman"/>
+                <w:noProof/>
+                <w:webHidden/>
+                <w:sz w:val="24"/>
+                <w:szCs w:val="24"/>
+              </w:rPr>
+            </w:r>
+            <w:r>
+              <w:rPr>
+                <w:rFonts w:ascii="Times New Roman" w:hAnsi="Times New Roman"/>
                 <w:noProof/>
                 <w:webHidden/>
                 <w:sz w:val="24"/>
@@ -2699,7 +2735,6 @@
             <w:r>
               <w:rPr>
                 <w:rFonts w:ascii="Times New Roman" w:hAnsi="Times New Roman"/>
-                <w:bCs/>
                 <w:noProof/>
                 <w:webHidden/>
                 <w:sz w:val="24"/>
@@ -2710,7 +2745,6 @@
             <w:r>
               <w:rPr>
                 <w:rFonts w:ascii="Times New Roman" w:hAnsi="Times New Roman"/>
-                <w:bCs/>
                 <w:noProof/>
                 <w:webHidden/>
                 <w:sz w:val="24"/>
@@ -2728,7 +2762,6 @@
             </w:tabs>
             <w:rPr>
               <w:rFonts w:ascii="Times New Roman" w:eastAsiaTheme="minorEastAsia" w:hAnsi="Times New Roman"/>
-              <w:bCs/>
               <w:noProof/>
               <w:color w:val="auto"/>
               <w:kern w:val="2"/>
@@ -2737,21 +2770,18 @@
               <w14:ligatures w14:val="standardContextual"/>
             </w:rPr>
           </w:pPr>
-          <w:hyperlink w:anchor="_Toc228825204" w:history="1">
+          <w:hyperlink w:anchor="_Toc232759312" w:history="1">
             <w:r>
               <w:rPr>
                 <w:rStyle w:val="a5"/>
-                <w:bCs/>
-                <w:noProof/>
-                <w:szCs w:val="24"/>
-                <w:u w:val="none"/>
+                <w:noProof/>
+                <w:szCs w:val="24"/>
               </w:rPr>
               <w:t>3.2.2 Требования к функциональным возможностям</w:t>
             </w:r>
             <w:r>
               <w:rPr>
                 <w:rFonts w:ascii="Times New Roman" w:hAnsi="Times New Roman"/>
-                <w:bCs/>
                 <w:noProof/>
                 <w:webHidden/>
                 <w:sz w:val="24"/>
@@ -2762,7 +2792,6 @@
             <w:r>
               <w:rPr>
                 <w:rFonts w:ascii="Times New Roman" w:hAnsi="Times New Roman"/>
-                <w:bCs/>
                 <w:noProof/>
                 <w:webHidden/>
                 <w:sz w:val="24"/>
@@ -2773,28 +2802,25 @@
             <w:r>
               <w:rPr>
                 <w:rFonts w:ascii="Times New Roman" w:hAnsi="Times New Roman"/>
-                <w:bCs/>
-                <w:noProof/>
-                <w:webHidden/>
-                <w:sz w:val="24"/>
-                <w:szCs w:val="24"/>
-              </w:rPr>
-              <w:instrText xml:space="preserve"> PAGEREF _Toc228825204 \h </w:instrText>
-            </w:r>
-            <w:r>
-              <w:rPr>
-                <w:rFonts w:ascii="Times New Roman" w:hAnsi="Times New Roman"/>
-                <w:bCs/>
-                <w:noProof/>
-                <w:webHidden/>
-                <w:sz w:val="24"/>
-                <w:szCs w:val="24"/>
-              </w:rPr>
-            </w:r>
-            <w:r>
-              <w:rPr>
-                <w:rFonts w:ascii="Times New Roman" w:hAnsi="Times New Roman"/>
-                <w:bCs/>
+                <w:noProof/>
+                <w:webHidden/>
+                <w:sz w:val="24"/>
+                <w:szCs w:val="24"/>
+              </w:rPr>
+              <w:instrText xml:space="preserve"> PAGEREF _Toc232759312 \h </w:instrText>
+            </w:r>
+            <w:r>
+              <w:rPr>
+                <w:rFonts w:ascii="Times New Roman" w:hAnsi="Times New Roman"/>
+                <w:noProof/>
+                <w:webHidden/>
+                <w:sz w:val="24"/>
+                <w:szCs w:val="24"/>
+              </w:rPr>
+            </w:r>
+            <w:r>
+              <w:rPr>
+                <w:rFonts w:ascii="Times New Roman" w:hAnsi="Times New Roman"/>
                 <w:noProof/>
                 <w:webHidden/>
                 <w:sz w:val="24"/>
@@ -2805,7 +2831,6 @@
             <w:r>
               <w:rPr>
                 <w:rFonts w:ascii="Times New Roman" w:hAnsi="Times New Roman"/>
-                <w:bCs/>
                 <w:noProof/>
                 <w:webHidden/>
                 <w:sz w:val="24"/>
@@ -2816,7 +2841,6 @@
             <w:r>
               <w:rPr>
                 <w:rFonts w:ascii="Times New Roman" w:hAnsi="Times New Roman"/>
-                <w:bCs/>
                 <w:noProof/>
                 <w:webHidden/>
                 <w:sz w:val="24"/>
@@ -2834,7 +2858,6 @@
             </w:tabs>
             <w:rPr>
               <w:rFonts w:ascii="Times New Roman" w:eastAsiaTheme="minorEastAsia" w:hAnsi="Times New Roman"/>
-              <w:bCs/>
               <w:noProof/>
               <w:color w:val="auto"/>
               <w:kern w:val="2"/>
@@ -2843,21 +2866,18 @@
               <w14:ligatures w14:val="standardContextual"/>
             </w:rPr>
           </w:pPr>
-          <w:hyperlink w:anchor="_Toc228825205" w:history="1">
+          <w:hyperlink w:anchor="_Toc232759313" w:history="1">
             <w:r>
               <w:rPr>
                 <w:rStyle w:val="a5"/>
-                <w:bCs/>
-                <w:noProof/>
-                <w:szCs w:val="24"/>
-                <w:u w:val="none"/>
+                <w:noProof/>
+                <w:szCs w:val="24"/>
               </w:rPr>
               <w:t>3.2.3 Функциональные возможности разделов</w:t>
             </w:r>
             <w:r>
               <w:rPr>
                 <w:rFonts w:ascii="Times New Roman" w:hAnsi="Times New Roman"/>
-                <w:bCs/>
                 <w:noProof/>
                 <w:webHidden/>
                 <w:sz w:val="24"/>
@@ -2868,7 +2888,6 @@
             <w:r>
               <w:rPr>
                 <w:rFonts w:ascii="Times New Roman" w:hAnsi="Times New Roman"/>
-                <w:bCs/>
                 <w:noProof/>
                 <w:webHidden/>
                 <w:sz w:val="24"/>
@@ -2879,28 +2898,25 @@
             <w:r>
               <w:rPr>
                 <w:rFonts w:ascii="Times New Roman" w:hAnsi="Times New Roman"/>
-                <w:bCs/>
-                <w:noProof/>
-                <w:webHidden/>
-                <w:sz w:val="24"/>
-                <w:szCs w:val="24"/>
-              </w:rPr>
-              <w:instrText xml:space="preserve"> PAGEREF _Toc228825205 \h </w:instrText>
-            </w:r>
-            <w:r>
-              <w:rPr>
-                <w:rFonts w:ascii="Times New Roman" w:hAnsi="Times New Roman"/>
-                <w:bCs/>
-                <w:noProof/>
-                <w:webHidden/>
-                <w:sz w:val="24"/>
-                <w:szCs w:val="24"/>
-              </w:rPr>
-            </w:r>
-            <w:r>
-              <w:rPr>
-                <w:rFonts w:ascii="Times New Roman" w:hAnsi="Times New Roman"/>
-                <w:bCs/>
+                <w:noProof/>
+                <w:webHidden/>
+                <w:sz w:val="24"/>
+                <w:szCs w:val="24"/>
+              </w:rPr>
+              <w:instrText xml:space="preserve"> PAGEREF _Toc232759313 \h </w:instrText>
+            </w:r>
+            <w:r>
+              <w:rPr>
+                <w:rFonts w:ascii="Times New Roman" w:hAnsi="Times New Roman"/>
+                <w:noProof/>
+                <w:webHidden/>
+                <w:sz w:val="24"/>
+                <w:szCs w:val="24"/>
+              </w:rPr>
+            </w:r>
+            <w:r>
+              <w:rPr>
+                <w:rFonts w:ascii="Times New Roman" w:hAnsi="Times New Roman"/>
                 <w:noProof/>
                 <w:webHidden/>
                 <w:sz w:val="24"/>
@@ -2911,7 +2927,6 @@
             <w:r>
               <w:rPr>
                 <w:rFonts w:ascii="Times New Roman" w:hAnsi="Times New Roman"/>
-                <w:bCs/>
                 <w:noProof/>
                 <w:webHidden/>
                 <w:sz w:val="24"/>
@@ -2922,7 +2937,6 @@
             <w:r>
               <w:rPr>
                 <w:rFonts w:ascii="Times New Roman" w:hAnsi="Times New Roman"/>
-                <w:bCs/>
                 <w:noProof/>
                 <w:webHidden/>
                 <w:sz w:val="24"/>
@@ -2940,7 +2954,6 @@
             </w:tabs>
             <w:rPr>
               <w:rFonts w:ascii="Times New Roman" w:eastAsiaTheme="minorEastAsia" w:hAnsi="Times New Roman"/>
-              <w:bCs/>
               <w:noProof/>
               <w:color w:val="auto"/>
               <w:kern w:val="2"/>
@@ -2949,21 +2962,18 @@
               <w14:ligatures w14:val="standardContextual"/>
             </w:rPr>
           </w:pPr>
-          <w:hyperlink w:anchor="_Toc228825206" w:history="1">
+          <w:hyperlink w:anchor="_Toc232759314" w:history="1">
             <w:r>
               <w:rPr>
                 <w:rStyle w:val="a5"/>
-                <w:bCs/>
-                <w:noProof/>
-                <w:szCs w:val="24"/>
-                <w:u w:val="none"/>
+                <w:noProof/>
+                <w:szCs w:val="24"/>
               </w:rPr>
               <w:t>3.2.4 Требования к дизайну</w:t>
             </w:r>
             <w:r>
               <w:rPr>
                 <w:rFonts w:ascii="Times New Roman" w:hAnsi="Times New Roman"/>
-                <w:bCs/>
                 <w:noProof/>
                 <w:webHidden/>
                 <w:sz w:val="24"/>
@@ -2974,7 +2984,6 @@
             <w:r>
               <w:rPr>
                 <w:rFonts w:ascii="Times New Roman" w:hAnsi="Times New Roman"/>
-                <w:bCs/>
                 <w:noProof/>
                 <w:webHidden/>
                 <w:sz w:val="24"/>
@@ -2985,28 +2994,25 @@
             <w:r>
               <w:rPr>
                 <w:rFonts w:ascii="Times New Roman" w:hAnsi="Times New Roman"/>
-                <w:bCs/>
-                <w:noProof/>
-                <w:webHidden/>
-                <w:sz w:val="24"/>
-                <w:szCs w:val="24"/>
-              </w:rPr>
-              <w:instrText xml:space="preserve"> PAGEREF _Toc228825206 \h </w:instrText>
-            </w:r>
-            <w:r>
-              <w:rPr>
-                <w:rFonts w:ascii="Times New Roman" w:hAnsi="Times New Roman"/>
-                <w:bCs/>
-                <w:noProof/>
-                <w:webHidden/>
-                <w:sz w:val="24"/>
-                <w:szCs w:val="24"/>
-              </w:rPr>
-            </w:r>
-            <w:r>
-              <w:rPr>
-                <w:rFonts w:ascii="Times New Roman" w:hAnsi="Times New Roman"/>
-                <w:bCs/>
+                <w:noProof/>
+                <w:webHidden/>
+                <w:sz w:val="24"/>
+                <w:szCs w:val="24"/>
+              </w:rPr>
+              <w:instrText xml:space="preserve"> PAGEREF _Toc232759314 \h </w:instrText>
+            </w:r>
+            <w:r>
+              <w:rPr>
+                <w:rFonts w:ascii="Times New Roman" w:hAnsi="Times New Roman"/>
+                <w:noProof/>
+                <w:webHidden/>
+                <w:sz w:val="24"/>
+                <w:szCs w:val="24"/>
+              </w:rPr>
+            </w:r>
+            <w:r>
+              <w:rPr>
+                <w:rFonts w:ascii="Times New Roman" w:hAnsi="Times New Roman"/>
                 <w:noProof/>
                 <w:webHidden/>
                 <w:sz w:val="24"/>
@@ -3017,18 +3023,16 @@
             <w:r>
               <w:rPr>
                 <w:rFonts w:ascii="Times New Roman" w:hAnsi="Times New Roman"/>
-                <w:bCs/>
-                <w:noProof/>
-                <w:webHidden/>
-                <w:sz w:val="24"/>
-                <w:szCs w:val="24"/>
-              </w:rPr>
-              <w:t>22</w:t>
-            </w:r>
-            <w:r>
-              <w:rPr>
-                <w:rFonts w:ascii="Times New Roman" w:hAnsi="Times New Roman"/>
-                <w:bCs/>
+                <w:noProof/>
+                <w:webHidden/>
+                <w:sz w:val="24"/>
+                <w:szCs w:val="24"/>
+              </w:rPr>
+              <w:t>23</w:t>
+            </w:r>
+            <w:r>
+              <w:rPr>
+                <w:rFonts w:ascii="Times New Roman" w:hAnsi="Times New Roman"/>
                 <w:noProof/>
                 <w:webHidden/>
                 <w:sz w:val="24"/>
@@ -3047,6 +3051,7 @@
             <w:rPr>
               <w:rFonts w:ascii="Times New Roman" w:eastAsiaTheme="minorEastAsia" w:hAnsi="Times New Roman"/>
               <w:b w:val="0"/>
+              <w:bCs w:val="0"/>
               <w:noProof/>
               <w:color w:val="auto"/>
               <w:kern w:val="2"/>
@@ -3055,14 +3060,14 @@
               <w14:ligatures w14:val="standardContextual"/>
             </w:rPr>
           </w:pPr>
-          <w:hyperlink w:anchor="_Toc228825207" w:history="1">
+          <w:hyperlink w:anchor="_Toc232759315" w:history="1">
             <w:r>
               <w:rPr>
                 <w:rStyle w:val="a5"/>
                 <w:b w:val="0"/>
-                <w:noProof/>
-                <w:szCs w:val="24"/>
-                <w:u w:val="none"/>
+                <w:bCs w:val="0"/>
+                <w:noProof/>
+                <w:szCs w:val="24"/>
               </w:rPr>
               <w:t>3.3 Требования к приложению</w:t>
             </w:r>
@@ -3070,6 +3075,7 @@
               <w:rPr>
                 <w:rFonts w:ascii="Times New Roman" w:hAnsi="Times New Roman"/>
                 <w:b w:val="0"/>
+                <w:bCs w:val="0"/>
                 <w:noProof/>
                 <w:webHidden/>
                 <w:sz w:val="24"/>
@@ -3081,6 +3087,7 @@
               <w:rPr>
                 <w:rFonts w:ascii="Times New Roman" w:hAnsi="Times New Roman"/>
                 <w:b w:val="0"/>
+                <w:bCs w:val="0"/>
                 <w:noProof/>
                 <w:webHidden/>
                 <w:sz w:val="24"/>
@@ -3092,27 +3099,30 @@
               <w:rPr>
                 <w:rFonts w:ascii="Times New Roman" w:hAnsi="Times New Roman"/>
                 <w:b w:val="0"/>
-                <w:noProof/>
-                <w:webHidden/>
-                <w:sz w:val="24"/>
-                <w:szCs w:val="24"/>
-              </w:rPr>
-              <w:instrText xml:space="preserve"> PAGEREF _Toc228825207 \h </w:instrText>
-            </w:r>
-            <w:r>
-              <w:rPr>
-                <w:rFonts w:ascii="Times New Roman" w:hAnsi="Times New Roman"/>
-                <w:b w:val="0"/>
-                <w:noProof/>
-                <w:webHidden/>
-                <w:sz w:val="24"/>
-                <w:szCs w:val="24"/>
-              </w:rPr>
-            </w:r>
-            <w:r>
-              <w:rPr>
-                <w:rFonts w:ascii="Times New Roman" w:hAnsi="Times New Roman"/>
-                <w:b w:val="0"/>
+                <w:bCs w:val="0"/>
+                <w:noProof/>
+                <w:webHidden/>
+                <w:sz w:val="24"/>
+                <w:szCs w:val="24"/>
+              </w:rPr>
+              <w:instrText xml:space="preserve"> PAGEREF _Toc232759315 \h </w:instrText>
+            </w:r>
+            <w:r>
+              <w:rPr>
+                <w:rFonts w:ascii="Times New Roman" w:hAnsi="Times New Roman"/>
+                <w:b w:val="0"/>
+                <w:bCs w:val="0"/>
+                <w:noProof/>
+                <w:webHidden/>
+                <w:sz w:val="24"/>
+                <w:szCs w:val="24"/>
+              </w:rPr>
+            </w:r>
+            <w:r>
+              <w:rPr>
+                <w:rFonts w:ascii="Times New Roman" w:hAnsi="Times New Roman"/>
+                <w:b w:val="0"/>
+                <w:bCs w:val="0"/>
                 <w:noProof/>
                 <w:webHidden/>
                 <w:sz w:val="24"/>
@@ -3124,6 +3134,7 @@
               <w:rPr>
                 <w:rFonts w:ascii="Times New Roman" w:hAnsi="Times New Roman"/>
                 <w:b w:val="0"/>
+                <w:bCs w:val="0"/>
                 <w:noProof/>
                 <w:webHidden/>
                 <w:sz w:val="24"/>
@@ -3135,6 +3146,7 @@
               <w:rPr>
                 <w:rFonts w:ascii="Times New Roman" w:hAnsi="Times New Roman"/>
                 <w:b w:val="0"/>
+                <w:bCs w:val="0"/>
                 <w:noProof/>
                 <w:webHidden/>
                 <w:sz w:val="24"/>
@@ -3152,7 +3164,6 @@
             </w:tabs>
             <w:rPr>
               <w:rFonts w:ascii="Times New Roman" w:eastAsiaTheme="minorEastAsia" w:hAnsi="Times New Roman"/>
-              <w:bCs/>
               <w:noProof/>
               <w:color w:val="auto"/>
               <w:kern w:val="2"/>
@@ -3161,21 +3172,18 @@
               <w14:ligatures w14:val="standardContextual"/>
             </w:rPr>
           </w:pPr>
-          <w:hyperlink w:anchor="_Toc228825208" w:history="1">
+          <w:hyperlink w:anchor="_Toc232759316" w:history="1">
             <w:r>
               <w:rPr>
                 <w:rStyle w:val="a5"/>
-                <w:bCs/>
-                <w:noProof/>
-                <w:szCs w:val="24"/>
-                <w:u w:val="none"/>
+                <w:noProof/>
+                <w:szCs w:val="24"/>
               </w:rPr>
               <w:t>3.3.1 Общие требования</w:t>
             </w:r>
             <w:r>
               <w:rPr>
                 <w:rFonts w:ascii="Times New Roman" w:hAnsi="Times New Roman"/>
-                <w:bCs/>
                 <w:noProof/>
                 <w:webHidden/>
                 <w:sz w:val="24"/>
@@ -3186,7 +3194,6 @@
             <w:r>
               <w:rPr>
                 <w:rFonts w:ascii="Times New Roman" w:hAnsi="Times New Roman"/>
-                <w:bCs/>
                 <w:noProof/>
                 <w:webHidden/>
                 <w:sz w:val="24"/>
@@ -3197,28 +3204,25 @@
             <w:r>
               <w:rPr>
                 <w:rFonts w:ascii="Times New Roman" w:hAnsi="Times New Roman"/>
-                <w:bCs/>
-                <w:noProof/>
-                <w:webHidden/>
-                <w:sz w:val="24"/>
-                <w:szCs w:val="24"/>
-              </w:rPr>
-              <w:instrText xml:space="preserve"> PAGEREF _Toc228825208 \h </w:instrText>
-            </w:r>
-            <w:r>
-              <w:rPr>
-                <w:rFonts w:ascii="Times New Roman" w:hAnsi="Times New Roman"/>
-                <w:bCs/>
-                <w:noProof/>
-                <w:webHidden/>
-                <w:sz w:val="24"/>
-                <w:szCs w:val="24"/>
-              </w:rPr>
-            </w:r>
-            <w:r>
-              <w:rPr>
-                <w:rFonts w:ascii="Times New Roman" w:hAnsi="Times New Roman"/>
-                <w:bCs/>
+                <w:noProof/>
+                <w:webHidden/>
+                <w:sz w:val="24"/>
+                <w:szCs w:val="24"/>
+              </w:rPr>
+              <w:instrText xml:space="preserve"> PAGEREF _Toc232759316 \h </w:instrText>
+            </w:r>
+            <w:r>
+              <w:rPr>
+                <w:rFonts w:ascii="Times New Roman" w:hAnsi="Times New Roman"/>
+                <w:noProof/>
+                <w:webHidden/>
+                <w:sz w:val="24"/>
+                <w:szCs w:val="24"/>
+              </w:rPr>
+            </w:r>
+            <w:r>
+              <w:rPr>
+                <w:rFonts w:ascii="Times New Roman" w:hAnsi="Times New Roman"/>
                 <w:noProof/>
                 <w:webHidden/>
                 <w:sz w:val="24"/>
@@ -3229,7 +3233,6 @@
             <w:r>
               <w:rPr>
                 <w:rFonts w:ascii="Times New Roman" w:hAnsi="Times New Roman"/>
-                <w:bCs/>
                 <w:noProof/>
                 <w:webHidden/>
                 <w:sz w:val="24"/>
@@ -3240,7 +3243,6 @@
             <w:r>
               <w:rPr>
                 <w:rFonts w:ascii="Times New Roman" w:hAnsi="Times New Roman"/>
-                <w:bCs/>
                 <w:noProof/>
                 <w:webHidden/>
                 <w:sz w:val="24"/>
@@ -3258,7 +3260,6 @@
             </w:tabs>
             <w:rPr>
               <w:rFonts w:ascii="Times New Roman" w:eastAsiaTheme="minorEastAsia" w:hAnsi="Times New Roman"/>
-              <w:bCs/>
               <w:noProof/>
               <w:color w:val="auto"/>
               <w:kern w:val="2"/>
@@ -3267,21 +3268,18 @@
               <w14:ligatures w14:val="standardContextual"/>
             </w:rPr>
           </w:pPr>
-          <w:hyperlink w:anchor="_Toc228825209" w:history="1">
+          <w:hyperlink w:anchor="_Toc232759317" w:history="1">
             <w:r>
               <w:rPr>
                 <w:rStyle w:val="a5"/>
-                <w:bCs/>
-                <w:noProof/>
-                <w:szCs w:val="24"/>
-                <w:u w:val="none"/>
+                <w:noProof/>
+                <w:szCs w:val="24"/>
               </w:rPr>
               <w:t>3.3.2 Требования к структуре и навигации</w:t>
             </w:r>
             <w:r>
               <w:rPr>
                 <w:rFonts w:ascii="Times New Roman" w:hAnsi="Times New Roman"/>
-                <w:bCs/>
                 <w:noProof/>
                 <w:webHidden/>
                 <w:sz w:val="24"/>
@@ -3292,7 +3290,6 @@
             <w:r>
               <w:rPr>
                 <w:rFonts w:ascii="Times New Roman" w:hAnsi="Times New Roman"/>
-                <w:bCs/>
                 <w:noProof/>
                 <w:webHidden/>
                 <w:sz w:val="24"/>
@@ -3303,28 +3300,25 @@
             <w:r>
               <w:rPr>
                 <w:rFonts w:ascii="Times New Roman" w:hAnsi="Times New Roman"/>
-                <w:bCs/>
-                <w:noProof/>
-                <w:webHidden/>
-                <w:sz w:val="24"/>
-                <w:szCs w:val="24"/>
-              </w:rPr>
-              <w:instrText xml:space="preserve"> PAGEREF _Toc228825209 \h </w:instrText>
-            </w:r>
-            <w:r>
-              <w:rPr>
-                <w:rFonts w:ascii="Times New Roman" w:hAnsi="Times New Roman"/>
-                <w:bCs/>
-                <w:noProof/>
-                <w:webHidden/>
-                <w:sz w:val="24"/>
-                <w:szCs w:val="24"/>
-              </w:rPr>
-            </w:r>
-            <w:r>
-              <w:rPr>
-                <w:rFonts w:ascii="Times New Roman" w:hAnsi="Times New Roman"/>
-                <w:bCs/>
+                <w:noProof/>
+                <w:webHidden/>
+                <w:sz w:val="24"/>
+                <w:szCs w:val="24"/>
+              </w:rPr>
+              <w:instrText xml:space="preserve"> PAGEREF _Toc232759317 \h </w:instrText>
+            </w:r>
+            <w:r>
+              <w:rPr>
+                <w:rFonts w:ascii="Times New Roman" w:hAnsi="Times New Roman"/>
+                <w:noProof/>
+                <w:webHidden/>
+                <w:sz w:val="24"/>
+                <w:szCs w:val="24"/>
+              </w:rPr>
+            </w:r>
+            <w:r>
+              <w:rPr>
+                <w:rFonts w:ascii="Times New Roman" w:hAnsi="Times New Roman"/>
                 <w:noProof/>
                 <w:webHidden/>
                 <w:sz w:val="24"/>
@@ -3335,7 +3329,6 @@
             <w:r>
               <w:rPr>
                 <w:rFonts w:ascii="Times New Roman" w:hAnsi="Times New Roman"/>
-                <w:bCs/>
                 <w:noProof/>
                 <w:webHidden/>
                 <w:sz w:val="24"/>
@@ -3346,7 +3339,6 @@
             <w:r>
               <w:rPr>
                 <w:rFonts w:ascii="Times New Roman" w:hAnsi="Times New Roman"/>
-                <w:bCs/>
                 <w:noProof/>
                 <w:webHidden/>
                 <w:sz w:val="24"/>
@@ -3364,7 +3356,6 @@
             </w:tabs>
             <w:rPr>
               <w:rFonts w:ascii="Times New Roman" w:eastAsiaTheme="minorEastAsia" w:hAnsi="Times New Roman"/>
-              <w:bCs/>
               <w:noProof/>
               <w:color w:val="auto"/>
               <w:kern w:val="2"/>
@@ -3373,21 +3364,18 @@
               <w14:ligatures w14:val="standardContextual"/>
             </w:rPr>
           </w:pPr>
-          <w:hyperlink w:anchor="_Toc228825210" w:history="1">
+          <w:hyperlink w:anchor="_Toc232759318" w:history="1">
             <w:r>
               <w:rPr>
                 <w:rStyle w:val="a5"/>
-                <w:bCs/>
-                <w:noProof/>
-                <w:szCs w:val="24"/>
-                <w:u w:val="none"/>
+                <w:noProof/>
+                <w:szCs w:val="24"/>
               </w:rPr>
               <w:t>3.3.3 Требования к оформлению и дизайну</w:t>
             </w:r>
             <w:r>
               <w:rPr>
                 <w:rFonts w:ascii="Times New Roman" w:hAnsi="Times New Roman"/>
-                <w:bCs/>
                 <w:noProof/>
                 <w:webHidden/>
                 <w:sz w:val="24"/>
@@ -3398,7 +3386,6 @@
             <w:r>
               <w:rPr>
                 <w:rFonts w:ascii="Times New Roman" w:hAnsi="Times New Roman"/>
-                <w:bCs/>
                 <w:noProof/>
                 <w:webHidden/>
                 <w:sz w:val="24"/>
@@ -3409,28 +3396,25 @@
             <w:r>
               <w:rPr>
                 <w:rFonts w:ascii="Times New Roman" w:hAnsi="Times New Roman"/>
-                <w:bCs/>
-                <w:noProof/>
-                <w:webHidden/>
-                <w:sz w:val="24"/>
-                <w:szCs w:val="24"/>
-              </w:rPr>
-              <w:instrText xml:space="preserve"> PAGEREF _Toc228825210 \h </w:instrText>
-            </w:r>
-            <w:r>
-              <w:rPr>
-                <w:rFonts w:ascii="Times New Roman" w:hAnsi="Times New Roman"/>
-                <w:bCs/>
-                <w:noProof/>
-                <w:webHidden/>
-                <w:sz w:val="24"/>
-                <w:szCs w:val="24"/>
-              </w:rPr>
-            </w:r>
-            <w:r>
-              <w:rPr>
-                <w:rFonts w:ascii="Times New Roman" w:hAnsi="Times New Roman"/>
-                <w:bCs/>
+                <w:noProof/>
+                <w:webHidden/>
+                <w:sz w:val="24"/>
+                <w:szCs w:val="24"/>
+              </w:rPr>
+              <w:instrText xml:space="preserve"> PAGEREF _Toc232759318 \h </w:instrText>
+            </w:r>
+            <w:r>
+              <w:rPr>
+                <w:rFonts w:ascii="Times New Roman" w:hAnsi="Times New Roman"/>
+                <w:noProof/>
+                <w:webHidden/>
+                <w:sz w:val="24"/>
+                <w:szCs w:val="24"/>
+              </w:rPr>
+            </w:r>
+            <w:r>
+              <w:rPr>
+                <w:rFonts w:ascii="Times New Roman" w:hAnsi="Times New Roman"/>
                 <w:noProof/>
                 <w:webHidden/>
                 <w:sz w:val="24"/>
@@ -3441,7 +3425,6 @@
             <w:r>
               <w:rPr>
                 <w:rFonts w:ascii="Times New Roman" w:hAnsi="Times New Roman"/>
-                <w:bCs/>
                 <w:noProof/>
                 <w:webHidden/>
                 <w:sz w:val="24"/>
@@ -3452,7 +3435,6 @@
             <w:r>
               <w:rPr>
                 <w:rFonts w:ascii="Times New Roman" w:hAnsi="Times New Roman"/>
-                <w:bCs/>
                 <w:noProof/>
                 <w:webHidden/>
                 <w:sz w:val="24"/>
@@ -3470,7 +3452,6 @@
             </w:tabs>
             <w:rPr>
               <w:rFonts w:ascii="Times New Roman" w:eastAsiaTheme="minorEastAsia" w:hAnsi="Times New Roman"/>
-              <w:bCs/>
               <w:noProof/>
               <w:color w:val="auto"/>
               <w:kern w:val="2"/>
@@ -3479,21 +3460,18 @@
               <w14:ligatures w14:val="standardContextual"/>
             </w:rPr>
           </w:pPr>
-          <w:hyperlink w:anchor="_Toc228825211" w:history="1">
+          <w:hyperlink w:anchor="_Toc232759319" w:history="1">
             <w:r>
               <w:rPr>
                 <w:rStyle w:val="a5"/>
-                <w:bCs/>
-                <w:noProof/>
-                <w:szCs w:val="24"/>
-                <w:u w:val="none"/>
+                <w:noProof/>
+                <w:szCs w:val="24"/>
               </w:rPr>
               <w:t>3.3.4 Требования к программному обеспечению</w:t>
             </w:r>
             <w:r>
               <w:rPr>
                 <w:rFonts w:ascii="Times New Roman" w:hAnsi="Times New Roman"/>
-                <w:bCs/>
                 <w:noProof/>
                 <w:webHidden/>
                 <w:sz w:val="24"/>
@@ -3504,7 +3482,6 @@
             <w:r>
               <w:rPr>
                 <w:rFonts w:ascii="Times New Roman" w:hAnsi="Times New Roman"/>
-                <w:bCs/>
                 <w:noProof/>
                 <w:webHidden/>
                 <w:sz w:val="24"/>
@@ -3515,28 +3492,25 @@
             <w:r>
               <w:rPr>
                 <w:rFonts w:ascii="Times New Roman" w:hAnsi="Times New Roman"/>
-                <w:bCs/>
-                <w:noProof/>
-                <w:webHidden/>
-                <w:sz w:val="24"/>
-                <w:szCs w:val="24"/>
-              </w:rPr>
-              <w:instrText xml:space="preserve"> PAGEREF _Toc228825211 \h </w:instrText>
-            </w:r>
-            <w:r>
-              <w:rPr>
-                <w:rFonts w:ascii="Times New Roman" w:hAnsi="Times New Roman"/>
-                <w:bCs/>
-                <w:noProof/>
-                <w:webHidden/>
-                <w:sz w:val="24"/>
-                <w:szCs w:val="24"/>
-              </w:rPr>
-            </w:r>
-            <w:r>
-              <w:rPr>
-                <w:rFonts w:ascii="Times New Roman" w:hAnsi="Times New Roman"/>
-                <w:bCs/>
+                <w:noProof/>
+                <w:webHidden/>
+                <w:sz w:val="24"/>
+                <w:szCs w:val="24"/>
+              </w:rPr>
+              <w:instrText xml:space="preserve"> PAGEREF _Toc232759319 \h </w:instrText>
+            </w:r>
+            <w:r>
+              <w:rPr>
+                <w:rFonts w:ascii="Times New Roman" w:hAnsi="Times New Roman"/>
+                <w:noProof/>
+                <w:webHidden/>
+                <w:sz w:val="24"/>
+                <w:szCs w:val="24"/>
+              </w:rPr>
+            </w:r>
+            <w:r>
+              <w:rPr>
+                <w:rFonts w:ascii="Times New Roman" w:hAnsi="Times New Roman"/>
                 <w:noProof/>
                 <w:webHidden/>
                 <w:sz w:val="24"/>
@@ -3547,7 +3521,6 @@
             <w:r>
               <w:rPr>
                 <w:rFonts w:ascii="Times New Roman" w:hAnsi="Times New Roman"/>
-                <w:bCs/>
                 <w:noProof/>
                 <w:webHidden/>
                 <w:sz w:val="24"/>
@@ -3558,7 +3531,6 @@
             <w:r>
               <w:rPr>
                 <w:rFonts w:ascii="Times New Roman" w:hAnsi="Times New Roman"/>
-                <w:bCs/>
                 <w:noProof/>
                 <w:webHidden/>
                 <w:sz w:val="24"/>
@@ -3576,7 +3548,6 @@
             </w:tabs>
             <w:rPr>
               <w:rFonts w:ascii="Times New Roman" w:eastAsiaTheme="minorEastAsia" w:hAnsi="Times New Roman"/>
-              <w:bCs/>
               <w:noProof/>
               <w:color w:val="auto"/>
               <w:kern w:val="2"/>
@@ -3585,21 +3556,18 @@
               <w14:ligatures w14:val="standardContextual"/>
             </w:rPr>
           </w:pPr>
-          <w:hyperlink w:anchor="_Toc228825212" w:history="1">
+          <w:hyperlink w:anchor="_Toc232759320" w:history="1">
             <w:r>
               <w:rPr>
                 <w:rStyle w:val="a5"/>
-                <w:bCs/>
-                <w:noProof/>
-                <w:szCs w:val="24"/>
-                <w:u w:val="none"/>
+                <w:noProof/>
+                <w:szCs w:val="24"/>
               </w:rPr>
               <w:t>3.3.5 Требования к техническому обеспечению</w:t>
             </w:r>
             <w:r>
               <w:rPr>
                 <w:rFonts w:ascii="Times New Roman" w:hAnsi="Times New Roman"/>
-                <w:bCs/>
                 <w:noProof/>
                 <w:webHidden/>
                 <w:sz w:val="24"/>
@@ -3610,7 +3578,6 @@
             <w:r>
               <w:rPr>
                 <w:rFonts w:ascii="Times New Roman" w:hAnsi="Times New Roman"/>
-                <w:bCs/>
                 <w:noProof/>
                 <w:webHidden/>
                 <w:sz w:val="24"/>
@@ -3621,28 +3588,25 @@
             <w:r>
               <w:rPr>
                 <w:rFonts w:ascii="Times New Roman" w:hAnsi="Times New Roman"/>
-                <w:bCs/>
-                <w:noProof/>
-                <w:webHidden/>
-                <w:sz w:val="24"/>
-                <w:szCs w:val="24"/>
-              </w:rPr>
-              <w:instrText xml:space="preserve"> PAGEREF _Toc228825212 \h </w:instrText>
-            </w:r>
-            <w:r>
-              <w:rPr>
-                <w:rFonts w:ascii="Times New Roman" w:hAnsi="Times New Roman"/>
-                <w:bCs/>
-                <w:noProof/>
-                <w:webHidden/>
-                <w:sz w:val="24"/>
-                <w:szCs w:val="24"/>
-              </w:rPr>
-            </w:r>
-            <w:r>
-              <w:rPr>
-                <w:rFonts w:ascii="Times New Roman" w:hAnsi="Times New Roman"/>
-                <w:bCs/>
+                <w:noProof/>
+                <w:webHidden/>
+                <w:sz w:val="24"/>
+                <w:szCs w:val="24"/>
+              </w:rPr>
+              <w:instrText xml:space="preserve"> PAGEREF _Toc232759320 \h </w:instrText>
+            </w:r>
+            <w:r>
+              <w:rPr>
+                <w:rFonts w:ascii="Times New Roman" w:hAnsi="Times New Roman"/>
+                <w:noProof/>
+                <w:webHidden/>
+                <w:sz w:val="24"/>
+                <w:szCs w:val="24"/>
+              </w:rPr>
+            </w:r>
+            <w:r>
+              <w:rPr>
+                <w:rFonts w:ascii="Times New Roman" w:hAnsi="Times New Roman"/>
                 <w:noProof/>
                 <w:webHidden/>
                 <w:sz w:val="24"/>
@@ -3653,7 +3617,6 @@
             <w:r>
               <w:rPr>
                 <w:rFonts w:ascii="Times New Roman" w:hAnsi="Times New Roman"/>
-                <w:bCs/>
                 <w:noProof/>
                 <w:webHidden/>
                 <w:sz w:val="24"/>
@@ -3664,7 +3627,6 @@
             <w:r>
               <w:rPr>
                 <w:rFonts w:ascii="Times New Roman" w:hAnsi="Times New Roman"/>
-                <w:bCs/>
                 <w:noProof/>
                 <w:webHidden/>
                 <w:sz w:val="24"/>
@@ -3682,7 +3644,6 @@
             </w:tabs>
             <w:rPr>
               <w:rFonts w:ascii="Times New Roman" w:eastAsiaTheme="minorEastAsia" w:hAnsi="Times New Roman"/>
-              <w:bCs/>
               <w:noProof/>
               <w:color w:val="auto"/>
               <w:kern w:val="2"/>
@@ -3691,21 +3652,18 @@
               <w14:ligatures w14:val="standardContextual"/>
             </w:rPr>
           </w:pPr>
-          <w:hyperlink w:anchor="_Toc228825213" w:history="1">
+          <w:hyperlink w:anchor="_Toc232759321" w:history="1">
             <w:r>
               <w:rPr>
                 <w:rStyle w:val="a5"/>
-                <w:bCs/>
-                <w:noProof/>
-                <w:szCs w:val="24"/>
-                <w:u w:val="none"/>
+                <w:noProof/>
+                <w:szCs w:val="24"/>
               </w:rPr>
               <w:t>3.3.6 Требования к безопасности</w:t>
             </w:r>
             <w:r>
               <w:rPr>
                 <w:rFonts w:ascii="Times New Roman" w:hAnsi="Times New Roman"/>
-                <w:bCs/>
                 <w:noProof/>
                 <w:webHidden/>
                 <w:sz w:val="24"/>
@@ -3716,7 +3674,6 @@
             <w:r>
               <w:rPr>
                 <w:rFonts w:ascii="Times New Roman" w:hAnsi="Times New Roman"/>
-                <w:bCs/>
                 <w:noProof/>
                 <w:webHidden/>
                 <w:sz w:val="24"/>
@@ -3727,28 +3684,25 @@
             <w:r>
               <w:rPr>
                 <w:rFonts w:ascii="Times New Roman" w:hAnsi="Times New Roman"/>
-                <w:bCs/>
-                <w:noProof/>
-                <w:webHidden/>
-                <w:sz w:val="24"/>
-                <w:szCs w:val="24"/>
-              </w:rPr>
-              <w:instrText xml:space="preserve"> PAGEREF _Toc228825213 \h </w:instrText>
-            </w:r>
-            <w:r>
-              <w:rPr>
-                <w:rFonts w:ascii="Times New Roman" w:hAnsi="Times New Roman"/>
-                <w:bCs/>
-                <w:noProof/>
-                <w:webHidden/>
-                <w:sz w:val="24"/>
-                <w:szCs w:val="24"/>
-              </w:rPr>
-            </w:r>
-            <w:r>
-              <w:rPr>
-                <w:rFonts w:ascii="Times New Roman" w:hAnsi="Times New Roman"/>
-                <w:bCs/>
+                <w:noProof/>
+                <w:webHidden/>
+                <w:sz w:val="24"/>
+                <w:szCs w:val="24"/>
+              </w:rPr>
+              <w:instrText xml:space="preserve"> PAGEREF _Toc232759321 \h </w:instrText>
+            </w:r>
+            <w:r>
+              <w:rPr>
+                <w:rFonts w:ascii="Times New Roman" w:hAnsi="Times New Roman"/>
+                <w:noProof/>
+                <w:webHidden/>
+                <w:sz w:val="24"/>
+                <w:szCs w:val="24"/>
+              </w:rPr>
+            </w:r>
+            <w:r>
+              <w:rPr>
+                <w:rFonts w:ascii="Times New Roman" w:hAnsi="Times New Roman"/>
                 <w:noProof/>
                 <w:webHidden/>
                 <w:sz w:val="24"/>
@@ -3759,7 +3713,6 @@
             <w:r>
               <w:rPr>
                 <w:rFonts w:ascii="Times New Roman" w:hAnsi="Times New Roman"/>
-                <w:bCs/>
                 <w:noProof/>
                 <w:webHidden/>
                 <w:sz w:val="24"/>
@@ -3770,7 +3723,6 @@
             <w:r>
               <w:rPr>
                 <w:rFonts w:ascii="Times New Roman" w:hAnsi="Times New Roman"/>
-                <w:bCs/>
                 <w:noProof/>
                 <w:webHidden/>
                 <w:sz w:val="24"/>
@@ -3789,6 +3741,7 @@
             <w:rPr>
               <w:rFonts w:ascii="Times New Roman" w:eastAsiaTheme="minorEastAsia" w:hAnsi="Times New Roman"/>
               <w:b w:val="0"/>
+              <w:bCs w:val="0"/>
               <w:i w:val="0"/>
               <w:iCs w:val="0"/>
               <w:noProof/>
@@ -3797,15 +3750,15 @@
               <w14:ligatures w14:val="standardContextual"/>
             </w:rPr>
           </w:pPr>
-          <w:hyperlink w:anchor="_Toc228825214" w:history="1">
+          <w:hyperlink w:anchor="_Toc232759322" w:history="1">
             <w:r>
               <w:rPr>
                 <w:rStyle w:val="a5"/>
                 <w:b w:val="0"/>
+                <w:bCs w:val="0"/>
                 <w:i w:val="0"/>
                 <w:iCs w:val="0"/>
                 <w:noProof/>
-                <w:u w:val="none"/>
               </w:rPr>
               <w:t>4 СОСТАВ И СОДЕРЖАНИЕ РАБОТ ПО СОЗДАНИЮ ПРИЛОЖЕНИЯ</w:t>
             </w:r>
@@ -3813,6 +3766,7 @@
               <w:rPr>
                 <w:rFonts w:ascii="Times New Roman" w:hAnsi="Times New Roman"/>
                 <w:b w:val="0"/>
+                <w:bCs w:val="0"/>
                 <w:i w:val="0"/>
                 <w:iCs w:val="0"/>
                 <w:noProof/>
@@ -3824,6 +3778,7 @@
               <w:rPr>
                 <w:rFonts w:ascii="Times New Roman" w:hAnsi="Times New Roman"/>
                 <w:b w:val="0"/>
+                <w:bCs w:val="0"/>
                 <w:i w:val="0"/>
                 <w:iCs w:val="0"/>
                 <w:noProof/>
@@ -3835,17 +3790,19 @@
               <w:rPr>
                 <w:rFonts w:ascii="Times New Roman" w:hAnsi="Times New Roman"/>
                 <w:b w:val="0"/>
+                <w:bCs w:val="0"/>
                 <w:i w:val="0"/>
                 <w:iCs w:val="0"/>
                 <w:noProof/>
                 <w:webHidden/>
               </w:rPr>
-              <w:instrText xml:space="preserve"> PAGEREF _Toc228825214 \h </w:instrText>
-            </w:r>
-            <w:r>
-              <w:rPr>
-                <w:rFonts w:ascii="Times New Roman" w:hAnsi="Times New Roman"/>
-                <w:b w:val="0"/>
+              <w:instrText xml:space="preserve"> PAGEREF _Toc232759322 \h </w:instrText>
+            </w:r>
+            <w:r>
+              <w:rPr>
+                <w:rFonts w:ascii="Times New Roman" w:hAnsi="Times New Roman"/>
+                <w:b w:val="0"/>
+                <w:bCs w:val="0"/>
                 <w:i w:val="0"/>
                 <w:iCs w:val="0"/>
                 <w:noProof/>
@@ -3856,6 +3813,7 @@
               <w:rPr>
                 <w:rFonts w:ascii="Times New Roman" w:hAnsi="Times New Roman"/>
                 <w:b w:val="0"/>
+                <w:bCs w:val="0"/>
                 <w:i w:val="0"/>
                 <w:iCs w:val="0"/>
                 <w:noProof/>
@@ -3867,6 +3825,7 @@
               <w:rPr>
                 <w:rFonts w:ascii="Times New Roman" w:hAnsi="Times New Roman"/>
                 <w:b w:val="0"/>
+                <w:bCs w:val="0"/>
                 <w:i w:val="0"/>
                 <w:iCs w:val="0"/>
                 <w:noProof/>
@@ -3878,6 +3837,7 @@
               <w:rPr>
                 <w:rFonts w:ascii="Times New Roman" w:hAnsi="Times New Roman"/>
                 <w:b w:val="0"/>
+                <w:bCs w:val="0"/>
                 <w:i w:val="0"/>
                 <w:iCs w:val="0"/>
                 <w:noProof/>
@@ -3896,6 +3856,7 @@
             <w:rPr>
               <w:rFonts w:ascii="Times New Roman" w:eastAsiaTheme="minorEastAsia" w:hAnsi="Times New Roman"/>
               <w:b w:val="0"/>
+              <w:bCs w:val="0"/>
               <w:i w:val="0"/>
               <w:iCs w:val="0"/>
               <w:noProof/>
@@ -3904,15 +3865,15 @@
               <w14:ligatures w14:val="standardContextual"/>
             </w:rPr>
           </w:pPr>
-          <w:hyperlink w:anchor="_Toc228825215" w:history="1">
+          <w:hyperlink w:anchor="_Toc232759323" w:history="1">
             <w:r>
               <w:rPr>
                 <w:rStyle w:val="a5"/>
                 <w:b w:val="0"/>
+                <w:bCs w:val="0"/>
                 <w:i w:val="0"/>
                 <w:iCs w:val="0"/>
                 <w:noProof/>
-                <w:u w:val="none"/>
               </w:rPr>
               <w:t>5 ПОРЯДОК КОНТРОЛЯ И ПРИЁМКИ ПРИЛОЖЕНИЯ</w:t>
             </w:r>
@@ -3920,6 +3881,7 @@
               <w:rPr>
                 <w:rFonts w:ascii="Times New Roman" w:hAnsi="Times New Roman"/>
                 <w:b w:val="0"/>
+                <w:bCs w:val="0"/>
                 <w:i w:val="0"/>
                 <w:iCs w:val="0"/>
                 <w:noProof/>
@@ -3931,6 +3893,7 @@
               <w:rPr>
                 <w:rFonts w:ascii="Times New Roman" w:hAnsi="Times New Roman"/>
                 <w:b w:val="0"/>
+                <w:bCs w:val="0"/>
                 <w:i w:val="0"/>
                 <w:iCs w:val="0"/>
                 <w:noProof/>
@@ -3942,17 +3905,19 @@
               <w:rPr>
                 <w:rFonts w:ascii="Times New Roman" w:hAnsi="Times New Roman"/>
                 <w:b w:val="0"/>
+                <w:bCs w:val="0"/>
                 <w:i w:val="0"/>
                 <w:iCs w:val="0"/>
                 <w:noProof/>
                 <w:webHidden/>
               </w:rPr>
-              <w:instrText xml:space="preserve"> PAGEREF _Toc228825215 \h </w:instrText>
-            </w:r>
-            <w:r>
-              <w:rPr>
-                <w:rFonts w:ascii="Times New Roman" w:hAnsi="Times New Roman"/>
-                <w:b w:val="0"/>
+              <w:instrText xml:space="preserve"> PAGEREF _Toc232759323 \h </w:instrText>
+            </w:r>
+            <w:r>
+              <w:rPr>
+                <w:rFonts w:ascii="Times New Roman" w:hAnsi="Times New Roman"/>
+                <w:b w:val="0"/>
+                <w:bCs w:val="0"/>
                 <w:i w:val="0"/>
                 <w:iCs w:val="0"/>
                 <w:noProof/>
@@ -3963,6 +3928,7 @@
               <w:rPr>
                 <w:rFonts w:ascii="Times New Roman" w:hAnsi="Times New Roman"/>
                 <w:b w:val="0"/>
+                <w:bCs w:val="0"/>
                 <w:i w:val="0"/>
                 <w:iCs w:val="0"/>
                 <w:noProof/>
@@ -3974,6 +3940,7 @@
               <w:rPr>
                 <w:rFonts w:ascii="Times New Roman" w:hAnsi="Times New Roman"/>
                 <w:b w:val="0"/>
+                <w:bCs w:val="0"/>
                 <w:i w:val="0"/>
                 <w:iCs w:val="0"/>
                 <w:noProof/>
@@ -3985,6 +3952,7 @@
               <w:rPr>
                 <w:rFonts w:ascii="Times New Roman" w:hAnsi="Times New Roman"/>
                 <w:b w:val="0"/>
+                <w:bCs w:val="0"/>
                 <w:i w:val="0"/>
                 <w:iCs w:val="0"/>
                 <w:noProof/>
@@ -4003,6 +3971,7 @@
             <w:rPr>
               <w:rFonts w:ascii="Times New Roman" w:eastAsiaTheme="minorEastAsia" w:hAnsi="Times New Roman"/>
               <w:b w:val="0"/>
+              <w:bCs w:val="0"/>
               <w:noProof/>
               <w:color w:val="auto"/>
               <w:kern w:val="2"/>
@@ -4011,14 +3980,14 @@
               <w14:ligatures w14:val="standardContextual"/>
             </w:rPr>
           </w:pPr>
-          <w:hyperlink w:anchor="_Toc228825216" w:history="1">
+          <w:hyperlink w:anchor="_Toc232759324" w:history="1">
             <w:r>
               <w:rPr>
                 <w:rStyle w:val="a5"/>
                 <w:b w:val="0"/>
-                <w:noProof/>
-                <w:szCs w:val="24"/>
-                <w:u w:val="none"/>
+                <w:bCs w:val="0"/>
+                <w:noProof/>
+                <w:szCs w:val="24"/>
               </w:rPr>
               <w:t>5.1 Виды, состав, объём и методы испытаний</w:t>
             </w:r>
@@ -4026,6 +3995,7 @@
               <w:rPr>
                 <w:rFonts w:ascii="Times New Roman" w:hAnsi="Times New Roman"/>
                 <w:b w:val="0"/>
+                <w:bCs w:val="0"/>
                 <w:noProof/>
                 <w:webHidden/>
                 <w:sz w:val="24"/>
@@ -4037,6 +4007,7 @@
               <w:rPr>
                 <w:rFonts w:ascii="Times New Roman" w:hAnsi="Times New Roman"/>
                 <w:b w:val="0"/>
+                <w:bCs w:val="0"/>
                 <w:noProof/>
                 <w:webHidden/>
                 <w:sz w:val="24"/>
@@ -4048,27 +4019,30 @@
               <w:rPr>
                 <w:rFonts w:ascii="Times New Roman" w:hAnsi="Times New Roman"/>
                 <w:b w:val="0"/>
-                <w:noProof/>
-                <w:webHidden/>
-                <w:sz w:val="24"/>
-                <w:szCs w:val="24"/>
-              </w:rPr>
-              <w:instrText xml:space="preserve"> PAGEREF _Toc228825216 \h </w:instrText>
-            </w:r>
-            <w:r>
-              <w:rPr>
-                <w:rFonts w:ascii="Times New Roman" w:hAnsi="Times New Roman"/>
-                <w:b w:val="0"/>
-                <w:noProof/>
-                <w:webHidden/>
-                <w:sz w:val="24"/>
-                <w:szCs w:val="24"/>
-              </w:rPr>
-            </w:r>
-            <w:r>
-              <w:rPr>
-                <w:rFonts w:ascii="Times New Roman" w:hAnsi="Times New Roman"/>
-                <w:b w:val="0"/>
+                <w:bCs w:val="0"/>
+                <w:noProof/>
+                <w:webHidden/>
+                <w:sz w:val="24"/>
+                <w:szCs w:val="24"/>
+              </w:rPr>
+              <w:instrText xml:space="preserve"> PAGEREF _Toc232759324 \h </w:instrText>
+            </w:r>
+            <w:r>
+              <w:rPr>
+                <w:rFonts w:ascii="Times New Roman" w:hAnsi="Times New Roman"/>
+                <w:b w:val="0"/>
+                <w:bCs w:val="0"/>
+                <w:noProof/>
+                <w:webHidden/>
+                <w:sz w:val="24"/>
+                <w:szCs w:val="24"/>
+              </w:rPr>
+            </w:r>
+            <w:r>
+              <w:rPr>
+                <w:rFonts w:ascii="Times New Roman" w:hAnsi="Times New Roman"/>
+                <w:b w:val="0"/>
+                <w:bCs w:val="0"/>
                 <w:noProof/>
                 <w:webHidden/>
                 <w:sz w:val="24"/>
@@ -4080,6 +4054,7 @@
               <w:rPr>
                 <w:rFonts w:ascii="Times New Roman" w:hAnsi="Times New Roman"/>
                 <w:b w:val="0"/>
+                <w:bCs w:val="0"/>
                 <w:noProof/>
                 <w:webHidden/>
                 <w:sz w:val="24"/>
@@ -4091,6 +4066,7 @@
               <w:rPr>
                 <w:rFonts w:ascii="Times New Roman" w:hAnsi="Times New Roman"/>
                 <w:b w:val="0"/>
+                <w:bCs w:val="0"/>
                 <w:noProof/>
                 <w:webHidden/>
                 <w:sz w:val="24"/>
@@ -4109,6 +4085,7 @@
             <w:rPr>
               <w:rFonts w:ascii="Times New Roman" w:eastAsiaTheme="minorEastAsia" w:hAnsi="Times New Roman"/>
               <w:b w:val="0"/>
+              <w:bCs w:val="0"/>
               <w:noProof/>
               <w:color w:val="auto"/>
               <w:kern w:val="2"/>
@@ -4117,14 +4094,14 @@
               <w14:ligatures w14:val="standardContextual"/>
             </w:rPr>
           </w:pPr>
-          <w:hyperlink w:anchor="_Toc228825217" w:history="1">
+          <w:hyperlink w:anchor="_Toc232759325" w:history="1">
             <w:r>
               <w:rPr>
                 <w:rStyle w:val="a5"/>
                 <w:b w:val="0"/>
-                <w:noProof/>
-                <w:szCs w:val="24"/>
-                <w:u w:val="none"/>
+                <w:bCs w:val="0"/>
+                <w:noProof/>
+                <w:szCs w:val="24"/>
               </w:rPr>
               <w:t>5.2 Общие требования к приёмке приложения</w:t>
             </w:r>
@@ -4132,6 +4109,7 @@
               <w:rPr>
                 <w:rFonts w:ascii="Times New Roman" w:hAnsi="Times New Roman"/>
                 <w:b w:val="0"/>
+                <w:bCs w:val="0"/>
                 <w:noProof/>
                 <w:webHidden/>
                 <w:sz w:val="24"/>
@@ -4143,6 +4121,7 @@
               <w:rPr>
                 <w:rFonts w:ascii="Times New Roman" w:hAnsi="Times New Roman"/>
                 <w:b w:val="0"/>
+                <w:bCs w:val="0"/>
                 <w:noProof/>
                 <w:webHidden/>
                 <w:sz w:val="24"/>
@@ -4154,27 +4133,30 @@
               <w:rPr>
                 <w:rFonts w:ascii="Times New Roman" w:hAnsi="Times New Roman"/>
                 <w:b w:val="0"/>
-                <w:noProof/>
-                <w:webHidden/>
-                <w:sz w:val="24"/>
-                <w:szCs w:val="24"/>
-              </w:rPr>
-              <w:instrText xml:space="preserve"> PAGEREF _Toc228825217 \h </w:instrText>
-            </w:r>
-            <w:r>
-              <w:rPr>
-                <w:rFonts w:ascii="Times New Roman" w:hAnsi="Times New Roman"/>
-                <w:b w:val="0"/>
-                <w:noProof/>
-                <w:webHidden/>
-                <w:sz w:val="24"/>
-                <w:szCs w:val="24"/>
-              </w:rPr>
-            </w:r>
-            <w:r>
-              <w:rPr>
-                <w:rFonts w:ascii="Times New Roman" w:hAnsi="Times New Roman"/>
-                <w:b w:val="0"/>
+                <w:bCs w:val="0"/>
+                <w:noProof/>
+                <w:webHidden/>
+                <w:sz w:val="24"/>
+                <w:szCs w:val="24"/>
+              </w:rPr>
+              <w:instrText xml:space="preserve"> PAGEREF _Toc232759325 \h </w:instrText>
+            </w:r>
+            <w:r>
+              <w:rPr>
+                <w:rFonts w:ascii="Times New Roman" w:hAnsi="Times New Roman"/>
+                <w:b w:val="0"/>
+                <w:bCs w:val="0"/>
+                <w:noProof/>
+                <w:webHidden/>
+                <w:sz w:val="24"/>
+                <w:szCs w:val="24"/>
+              </w:rPr>
+            </w:r>
+            <w:r>
+              <w:rPr>
+                <w:rFonts w:ascii="Times New Roman" w:hAnsi="Times New Roman"/>
+                <w:b w:val="0"/>
+                <w:bCs w:val="0"/>
                 <w:noProof/>
                 <w:webHidden/>
                 <w:sz w:val="24"/>
@@ -4186,6 +4168,7 @@
               <w:rPr>
                 <w:rFonts w:ascii="Times New Roman" w:hAnsi="Times New Roman"/>
                 <w:b w:val="0"/>
+                <w:bCs w:val="0"/>
                 <w:noProof/>
                 <w:webHidden/>
                 <w:sz w:val="24"/>
@@ -4197,6 +4180,7 @@
               <w:rPr>
                 <w:rFonts w:ascii="Times New Roman" w:hAnsi="Times New Roman"/>
                 <w:b w:val="0"/>
+                <w:bCs w:val="0"/>
                 <w:noProof/>
                 <w:webHidden/>
                 <w:sz w:val="24"/>
@@ -4213,8 +4197,9 @@
               <w:tab w:val="right" w:leader="dot" w:pos="9345"/>
             </w:tabs>
             <w:rPr>
-              <w:rFonts w:ascii="Times New Roman" w:eastAsiaTheme="minorEastAsia" w:hAnsi="Times New Roman"/>
+              <w:rFonts w:eastAsiaTheme="minorEastAsia" w:cstheme="minorBidi"/>
               <w:b w:val="0"/>
+              <w:bCs w:val="0"/>
               <w:noProof/>
               <w:color w:val="auto"/>
               <w:kern w:val="2"/>
@@ -4223,14 +4208,14 @@
               <w14:ligatures w14:val="standardContextual"/>
             </w:rPr>
           </w:pPr>
-          <w:hyperlink w:anchor="_Toc228825218" w:history="1">
+          <w:hyperlink w:anchor="_Toc232759326" w:history="1">
             <w:r>
               <w:rPr>
                 <w:rStyle w:val="a5"/>
                 <w:b w:val="0"/>
-                <w:noProof/>
-                <w:szCs w:val="24"/>
-                <w:u w:val="none"/>
+                <w:bCs w:val="0"/>
+                <w:noProof/>
+                <w:szCs w:val="24"/>
               </w:rPr>
               <w:t>5.3 Требования к составу и содержанию работ</w:t>
             </w:r>
@@ -4238,6 +4223,7 @@
               <w:rPr>
                 <w:rFonts w:ascii="Times New Roman" w:hAnsi="Times New Roman"/>
                 <w:b w:val="0"/>
+                <w:bCs w:val="0"/>
                 <w:noProof/>
                 <w:webHidden/>
                 <w:sz w:val="24"/>
@@ -4249,6 +4235,7 @@
               <w:rPr>
                 <w:rFonts w:ascii="Times New Roman" w:hAnsi="Times New Roman"/>
                 <w:b w:val="0"/>
+                <w:bCs w:val="0"/>
                 <w:noProof/>
                 <w:webHidden/>
                 <w:sz w:val="24"/>
@@ -4260,27 +4247,30 @@
               <w:rPr>
                 <w:rFonts w:ascii="Times New Roman" w:hAnsi="Times New Roman"/>
                 <w:b w:val="0"/>
-                <w:noProof/>
-                <w:webHidden/>
-                <w:sz w:val="24"/>
-                <w:szCs w:val="24"/>
-              </w:rPr>
-              <w:instrText xml:space="preserve"> PAGEREF _Toc228825218 \h </w:instrText>
-            </w:r>
-            <w:r>
-              <w:rPr>
-                <w:rFonts w:ascii="Times New Roman" w:hAnsi="Times New Roman"/>
-                <w:b w:val="0"/>
-                <w:noProof/>
-                <w:webHidden/>
-                <w:sz w:val="24"/>
-                <w:szCs w:val="24"/>
-              </w:rPr>
-            </w:r>
-            <w:r>
-              <w:rPr>
-                <w:rFonts w:ascii="Times New Roman" w:hAnsi="Times New Roman"/>
-                <w:b w:val="0"/>
+                <w:bCs w:val="0"/>
+                <w:noProof/>
+                <w:webHidden/>
+                <w:sz w:val="24"/>
+                <w:szCs w:val="24"/>
+              </w:rPr>
+              <w:instrText xml:space="preserve"> PAGEREF _Toc232759326 \h </w:instrText>
+            </w:r>
+            <w:r>
+              <w:rPr>
+                <w:rFonts w:ascii="Times New Roman" w:hAnsi="Times New Roman"/>
+                <w:b w:val="0"/>
+                <w:bCs w:val="0"/>
+                <w:noProof/>
+                <w:webHidden/>
+                <w:sz w:val="24"/>
+                <w:szCs w:val="24"/>
+              </w:rPr>
+            </w:r>
+            <w:r>
+              <w:rPr>
+                <w:rFonts w:ascii="Times New Roman" w:hAnsi="Times New Roman"/>
+                <w:b w:val="0"/>
+                <w:bCs w:val="0"/>
                 <w:noProof/>
                 <w:webHidden/>
                 <w:sz w:val="24"/>
@@ -4292,6 +4282,7 @@
               <w:rPr>
                 <w:rFonts w:ascii="Times New Roman" w:hAnsi="Times New Roman"/>
                 <w:b w:val="0"/>
+                <w:bCs w:val="0"/>
                 <w:noProof/>
                 <w:webHidden/>
                 <w:sz w:val="24"/>
@@ -4303,6 +4294,7 @@
               <w:rPr>
                 <w:rFonts w:ascii="Times New Roman" w:hAnsi="Times New Roman"/>
                 <w:b w:val="0"/>
+                <w:bCs w:val="0"/>
                 <w:noProof/>
                 <w:webHidden/>
                 <w:sz w:val="24"/>
@@ -4345,7 +4337,7 @@
           <w:szCs w:val="28"/>
         </w:rPr>
       </w:pPr>
-      <w:bookmarkStart w:id="0" w:name="_Toc228825184"/>
+      <w:bookmarkStart w:id="0" w:name="_Toc232759292"/>
       <w:r>
         <w:lastRenderedPageBreak/>
         <w:t>ТЕРМИНЫ И ОПРЕДЕЛЕНИЯ</w:t>
@@ -5346,7 +5338,7 @@
           <w:szCs w:val="28"/>
         </w:rPr>
       </w:pPr>
-      <w:bookmarkStart w:id="1" w:name="_Toc228825185"/>
+      <w:bookmarkStart w:id="1" w:name="_Toc232759293"/>
       <w:r>
         <w:lastRenderedPageBreak/>
         <w:t>1 ОБЩИЕ СВЕДЕНИЯ</w:t>
@@ -5362,7 +5354,7 @@
           <w:bCs w:val="0"/>
         </w:rPr>
       </w:pPr>
-      <w:bookmarkStart w:id="2" w:name="_Toc228825186"/>
+      <w:bookmarkStart w:id="2" w:name="_Toc232759294"/>
       <w:r>
         <w:t>1.1 Назначение документа</w:t>
       </w:r>
@@ -5397,7 +5389,7 @@
           <w:bCs w:val="0"/>
         </w:rPr>
       </w:pPr>
-      <w:bookmarkStart w:id="3" w:name="_Toc228825187"/>
+      <w:bookmarkStart w:id="3" w:name="_Toc232759295"/>
       <w:r>
         <w:t>1.2 Наименование Исполнителя и Заказчика</w:t>
       </w:r>
@@ -5555,7 +5547,7 @@
           <w:bCs w:val="0"/>
         </w:rPr>
       </w:pPr>
-      <w:bookmarkStart w:id="4" w:name="_Toc228825188"/>
+      <w:bookmarkStart w:id="4" w:name="_Toc232759296"/>
       <w:r>
         <w:t>1.3 Краткие сведения о проекте</w:t>
       </w:r>
@@ -5600,7 +5592,7 @@
           <w:bCs w:val="0"/>
         </w:rPr>
       </w:pPr>
-      <w:bookmarkStart w:id="5" w:name="_Toc228825189"/>
+      <w:bookmarkStart w:id="5" w:name="_Toc232759297"/>
       <w:r>
         <w:lastRenderedPageBreak/>
         <w:t>1.4 Плановые сроки начала и окончания работ по созданию программного обеспечения</w:t>
@@ -5646,7 +5638,7 @@
           <w:bCs w:val="0"/>
         </w:rPr>
       </w:pPr>
-      <w:bookmarkStart w:id="6" w:name="_Toc228825190"/>
+      <w:bookmarkStart w:id="6" w:name="_Toc232759298"/>
       <w:r>
         <w:t>1.5 Порядок оформления и предъявления результатов работ</w:t>
       </w:r>
@@ -5687,7 +5679,7 @@
           <w:szCs w:val="28"/>
         </w:rPr>
       </w:pPr>
-      <w:bookmarkStart w:id="7" w:name="_Toc228825191"/>
+      <w:bookmarkStart w:id="7" w:name="_Toc232759299"/>
       <w:r>
         <w:lastRenderedPageBreak/>
         <w:t>2 НАЗНАЧЕНИЕ И ЦЕЛИ СОЗДАНИЯ ПРИЛОЖЕНИЯ</w:t>
@@ -5703,7 +5695,7 @@
           <w:bCs w:val="0"/>
         </w:rPr>
       </w:pPr>
-      <w:bookmarkStart w:id="8" w:name="_Toc228825192"/>
+      <w:bookmarkStart w:id="8" w:name="_Toc232759300"/>
       <w:r>
         <w:t>2.1 Назначение приложения</w:t>
       </w:r>
@@ -5738,7 +5730,7 @@
           <w:bCs w:val="0"/>
         </w:rPr>
       </w:pPr>
-      <w:bookmarkStart w:id="9" w:name="_Toc228825193"/>
+      <w:bookmarkStart w:id="9" w:name="_Toc232759301"/>
       <w:r>
         <w:t>2.2 Цели создания приложения</w:t>
       </w:r>
@@ -5753,7 +5745,7 @@
           <w:bCs w:val="0"/>
         </w:rPr>
       </w:pPr>
-      <w:bookmarkStart w:id="10" w:name="_Toc228825194"/>
+      <w:bookmarkStart w:id="10" w:name="_Toc232759302"/>
       <w:r>
         <w:t>2.2.1 Основные цели создания приложения</w:t>
       </w:r>
@@ -5788,7 +5780,7 @@
           <w:bCs w:val="0"/>
         </w:rPr>
       </w:pPr>
-      <w:bookmarkStart w:id="11" w:name="_Toc228825195"/>
+      <w:bookmarkStart w:id="11" w:name="_Toc232759303"/>
       <w:r>
         <w:t>2.2.2 Целевая аудитория</w:t>
       </w:r>
@@ -5897,7 +5889,7 @@
           <w:szCs w:val="28"/>
         </w:rPr>
       </w:pPr>
-      <w:bookmarkStart w:id="12" w:name="_Toc228825196"/>
+      <w:bookmarkStart w:id="12" w:name="_Toc232759304"/>
       <w:r>
         <w:lastRenderedPageBreak/>
         <w:t>3 ТРЕБОВАНИЯ К ПРИЛОЖЕНИЮ</w:t>
@@ -5913,7 +5905,7 @@
           <w:bCs w:val="0"/>
         </w:rPr>
       </w:pPr>
-      <w:bookmarkStart w:id="13" w:name="_Toc228825197"/>
+      <w:bookmarkStart w:id="13" w:name="_Toc232759305"/>
       <w:r>
         <w:t>3.1 Требования к приложению в целом</w:t>
       </w:r>
@@ -5928,7 +5920,7 @@
           <w:bCs w:val="0"/>
         </w:rPr>
       </w:pPr>
-      <w:bookmarkStart w:id="14" w:name="_Toc228825198"/>
+      <w:bookmarkStart w:id="14" w:name="_Toc232759306"/>
       <w:r>
         <w:t>3.1.1 Требования к структуре и функционированию приложения</w:t>
       </w:r>
@@ -5963,7 +5955,7 @@
           <w:bCs w:val="0"/>
         </w:rPr>
       </w:pPr>
-      <w:bookmarkStart w:id="15" w:name="_Toc228825199"/>
+      <w:bookmarkStart w:id="15" w:name="_Toc232759307"/>
       <w:r>
         <w:t>3.1.2 Требования к персоналу</w:t>
       </w:r>
@@ -5988,7 +5980,7 @@
           <w:bCs w:val="0"/>
         </w:rPr>
       </w:pPr>
-      <w:bookmarkStart w:id="16" w:name="_Toc228825200"/>
+      <w:bookmarkStart w:id="16" w:name="_Toc232759308"/>
       <w:r>
         <w:t>3.1.3 Требования к сохранности информации</w:t>
       </w:r>
@@ -6013,7 +6005,7 @@
           <w:bCs w:val="0"/>
         </w:rPr>
       </w:pPr>
-      <w:bookmarkStart w:id="17" w:name="_Toc228825201"/>
+      <w:bookmarkStart w:id="17" w:name="_Toc232759309"/>
       <w:r>
         <w:t>3.1.4 Требования к разграничению доступа</w:t>
       </w:r>
@@ -6038,7 +6030,7 @@
           <w:bCs w:val="0"/>
         </w:rPr>
       </w:pPr>
-      <w:bookmarkStart w:id="18" w:name="_Toc228825202"/>
+      <w:bookmarkStart w:id="18" w:name="_Toc232759310"/>
       <w:r>
         <w:lastRenderedPageBreak/>
         <w:t>3.2 Требования к функциям (задачам), выполняемых приложением</w:t>
@@ -6054,7 +6046,7 @@
           <w:bCs w:val="0"/>
         </w:rPr>
       </w:pPr>
-      <w:bookmarkStart w:id="19" w:name="_Toc228825203"/>
+      <w:bookmarkStart w:id="19" w:name="_Toc232759311"/>
       <w:r>
         <w:t>3.2.1 Основные требования</w:t>
       </w:r>
@@ -6349,7 +6341,7 @@
           <w:bCs w:val="0"/>
         </w:rPr>
       </w:pPr>
-      <w:bookmarkStart w:id="20" w:name="_Toc228825204"/>
+      <w:bookmarkStart w:id="20" w:name="_Toc232759312"/>
       <w:r>
         <w:lastRenderedPageBreak/>
         <w:t>3.2.2 Требования к функциональным возможностям</w:t>
@@ -6925,7 +6917,7 @@
           <w:bCs w:val="0"/>
         </w:rPr>
       </w:pPr>
-      <w:bookmarkStart w:id="21" w:name="_Toc228825205"/>
+      <w:bookmarkStart w:id="21" w:name="_Toc232759313"/>
       <w:r>
         <w:lastRenderedPageBreak/>
         <w:t>3.2.3 Функциональные возможности разделов</w:t>
@@ -8248,16 +8240,37 @@
         <w:ind w:left="360"/>
         <w:jc w:val="center"/>
         <w:rPr>
-          <w:szCs w:val="24"/>
-        </w:rPr>
-      </w:pPr>
-      <w:r>
-        <w:rPr>
           <w:b/>
           <w:bCs/>
           <w:szCs w:val="24"/>
         </w:rPr>
+      </w:pPr>
+      <w:r>
+        <w:rPr>
+          <w:b/>
+          <w:bCs/>
+          <w:szCs w:val="24"/>
+        </w:rPr>
         <w:t>Рисунок 6 — Административная панель</w:t>
+      </w:r>
+    </w:p>
+    <w:p>
+      <w:pPr>
+        <w:spacing w:line="240" w:lineRule="auto"/>
+        <w:rPr>
+          <w:b/>
+          <w:bCs/>
+          <w:szCs w:val="24"/>
+          <w:lang w:val="ru-RU"/>
+        </w:rPr>
+      </w:pPr>
+      <w:r>
+        <w:rPr>
+          <w:b/>
+          <w:bCs/>
+          <w:szCs w:val="24"/>
+        </w:rPr>
+        <w:br w:type="page"/>
       </w:r>
     </w:p>
     <w:p>
@@ -8269,8 +8282,9 @@
           <w:bCs w:val="0"/>
         </w:rPr>
       </w:pPr>
-      <w:bookmarkStart w:id="22" w:name="_Toc228825206"/>
-      <w:r>
+      <w:bookmarkStart w:id="22" w:name="_Toc232759314"/>
+      <w:r>
+        <w:lastRenderedPageBreak/>
         <w:t>3.2.4 Требования к дизайну</w:t>
       </w:r>
       <w:bookmarkEnd w:id="22"/>
@@ -8289,7 +8303,6 @@
           <w:bCs w:val="0"/>
           <w:szCs w:val="28"/>
         </w:rPr>
-        <w:lastRenderedPageBreak/>
         <w:t>Общие требования</w:t>
       </w:r>
     </w:p>
@@ -8310,7 +8323,15 @@
         <w:jc w:val="both"/>
       </w:pPr>
       <w:r>
-        <w:t>Цветовое оформление интерфейса поддерживает коммерческий вариант оформления: единый шаблон с возможностью изменения цветовой схемы администратором. Логотип и наименование библиотеки отображаются в шапке приложения и поддерживают редактирование.</w:t>
+        <w:t>Цветовое оформление интерфейса должно использовать конкретную базовую палитру: основной цвет #005B96 для шапки, активных элементов и акцентов, белый цвет #FFFFFF для фона и основных рабочих областей, а также нейтральные серые оттенки для второстепенных границ и подписей. Логотип и наименование библиотеки отображаются в шапке приложения и поддерживают редактирование администратором.</w:t>
+      </w:r>
+    </w:p>
+    <w:p>
+      <w:pPr>
+        <w:jc w:val="both"/>
+      </w:pPr>
+      <w:r>
+        <w:t>Интерфейс должен использовать чёткие иконки, минимум текстовых пояснений и максимум визуального представления информации: карточки книг с обложками, аватары пользователей, визуальные метки статусов бронирования и выдачи. Основной упор делается на адаптивность, простоту навигации и быстрое восприятие ключевых действий пользователем.</w:t>
       </w:r>
     </w:p>
     <w:p>
@@ -8369,20 +8390,15 @@
       </w:r>
     </w:p>
     <w:p>
-      <w:r>
-        <w:br w:type="page"/>
-      </w:r>
-    </w:p>
-    <w:p>
       <w:pPr>
         <w:pStyle w:val="2"/>
+        <w:pageBreakBefore/>
         <w:spacing w:before="240" w:after="0"/>
-        <w:ind w:firstLine="709"/>
         <w:rPr>
           <w:bCs w:val="0"/>
         </w:rPr>
       </w:pPr>
-      <w:bookmarkStart w:id="23" w:name="_Toc228825207"/>
+      <w:bookmarkStart w:id="23" w:name="_Toc232759315"/>
       <w:r>
         <w:lastRenderedPageBreak/>
         <w:t>3.3 Требования к приложению</w:t>
@@ -8398,7 +8414,7 @@
           <w:bCs w:val="0"/>
         </w:rPr>
       </w:pPr>
-      <w:bookmarkStart w:id="24" w:name="_Toc228825208"/>
+      <w:bookmarkStart w:id="24" w:name="_Toc232759316"/>
       <w:r>
         <w:t>3.3.1 Общие требования</w:t>
       </w:r>
@@ -8433,7 +8449,7 @@
           <w:bCs w:val="0"/>
         </w:rPr>
       </w:pPr>
-      <w:bookmarkStart w:id="25" w:name="_Toc228825209"/>
+      <w:bookmarkStart w:id="25" w:name="_Toc232759317"/>
       <w:r>
         <w:t>3.3.2 Требования к структуре и навигации</w:t>
       </w:r>
@@ -8483,7 +8499,7 @@
           <w:bCs w:val="0"/>
         </w:rPr>
       </w:pPr>
-      <w:bookmarkStart w:id="26" w:name="_Toc228825210"/>
+      <w:bookmarkStart w:id="26" w:name="_Toc232759318"/>
       <w:r>
         <w:lastRenderedPageBreak/>
         <w:t>3.3.3 Требования к оформлению и дизайну</w:t>
@@ -8534,7 +8550,7 @@
           <w:bCs w:val="0"/>
         </w:rPr>
       </w:pPr>
-      <w:bookmarkStart w:id="27" w:name="_Toc228825211"/>
+      <w:bookmarkStart w:id="27" w:name="_Toc232759319"/>
       <w:r>
         <w:lastRenderedPageBreak/>
         <w:t>3.3.4 Требования к программному обеспечению</w:t>
@@ -9228,7 +9244,7 @@
           <w:bCs w:val="0"/>
         </w:rPr>
       </w:pPr>
-      <w:bookmarkStart w:id="28" w:name="_Toc228825212"/>
+      <w:bookmarkStart w:id="28" w:name="_Toc232759320"/>
       <w:r>
         <w:lastRenderedPageBreak/>
         <w:t>3.3.5 Требования к техническому обеспечению</w:t>
@@ -9384,7 +9400,7 @@
           <w:bCs w:val="0"/>
         </w:rPr>
       </w:pPr>
-      <w:bookmarkStart w:id="29" w:name="_Toc228825213"/>
+      <w:bookmarkStart w:id="29" w:name="_Toc232759321"/>
       <w:r>
         <w:t>3.3.6 Требования к безопасности</w:t>
       </w:r>
@@ -9487,7 +9503,7 @@
           <w:szCs w:val="28"/>
         </w:rPr>
       </w:pPr>
-      <w:bookmarkStart w:id="30" w:name="_Toc228825214"/>
+      <w:bookmarkStart w:id="30" w:name="_Toc232759322"/>
       <w:r>
         <w:lastRenderedPageBreak/>
         <w:t>4 СОСТАВ И СОДЕРЖАНИЕ РАБОТ ПО СОЗДАНИЮ ПРИЛОЖЕНИЯ</w:t>
@@ -10425,7 +10441,7 @@
           <w:szCs w:val="28"/>
         </w:rPr>
       </w:pPr>
-      <w:bookmarkStart w:id="31" w:name="_Toc228825215"/>
+      <w:bookmarkStart w:id="31" w:name="_Toc232759323"/>
       <w:r>
         <w:lastRenderedPageBreak/>
         <w:t>5 ПОРЯДОК КОНТРОЛЯ И ПРИЁМКИ ПРИЛОЖЕНИЯ</w:t>
@@ -10441,7 +10457,7 @@
           <w:bCs w:val="0"/>
         </w:rPr>
       </w:pPr>
-      <w:bookmarkStart w:id="32" w:name="_Toc228825216"/>
+      <w:bookmarkStart w:id="32" w:name="_Toc232759324"/>
       <w:r>
         <w:t>5.1 Виды, состав, объём и методы испытаний</w:t>
       </w:r>
@@ -10454,7 +10470,7 @@
         <w:jc w:val="both"/>
       </w:pPr>
       <w:r>
-        <w:t>Для обеспечения качества, надёжности и корректности работы приложения «TopLibrary» должен быть предусмотрен комплекс испытаний, включающий функциональное, интерфейсное и нагрузочное тестирование.</w:t>
+        <w:t>Для обеспечения качества, надёжности и корректности работы приложения «TopLibrary» должен быть предусмотрен комплекс испытаний, включающий функциональное и интерфейсное тестирование.</w:t>
       </w:r>
     </w:p>
     <w:p>
@@ -10501,7 +10517,7 @@
           <w:bCs w:val="0"/>
         </w:rPr>
       </w:pPr>
-      <w:bookmarkStart w:id="33" w:name="_Toc228825217"/>
+      <w:bookmarkStart w:id="33" w:name="_Toc232759325"/>
       <w:r>
         <w:lastRenderedPageBreak/>
         <w:t>5.2 Общие требования к приёмке приложения</w:t>
@@ -10672,7 +10688,7 @@
           <w:bCs w:val="0"/>
         </w:rPr>
       </w:pPr>
-      <w:bookmarkStart w:id="34" w:name="_Toc228825218"/>
+      <w:bookmarkStart w:id="34" w:name="_Toc232759326"/>
       <w:r>
         <w:lastRenderedPageBreak/>
         <w:t>5.3 Требования к составу и содержанию работ</w:t>
